--- a/docs/wizards/Sage300SDK_FinderDefinitionGenerator.docx
+++ b/docs/wizards/Sage300SDK_FinderDefinitionGenerator.docx
@@ -1,6 +1,6 @@
 
 <file path=word/document.xml><?xml version="1.0" encoding="utf-8"?>
-<w:document xmlns:wpc="http://schemas.microsoft.com/office/word/2010/wordprocessingCanvas" xmlns:cx="http://schemas.microsoft.com/office/drawing/2014/chartex" xmlns:cx1="http://schemas.microsoft.com/office/drawing/2015/9/8/chartex" xmlns:cx2="http://schemas.microsoft.com/office/drawing/2015/10/21/chartex" xmlns:cx3="http://schemas.microsoft.com/office/drawing/2016/5/9/chartex" xmlns:cx4="http://schemas.microsoft.com/office/drawing/2016/5/10/chartex" xmlns:cx5="http://schemas.microsoft.com/office/drawing/2016/5/11/chartex" xmlns:cx6="http://schemas.microsoft.com/office/drawing/2016/5/12/chartex" xmlns:cx7="http://schemas.microsoft.com/office/drawing/2016/5/13/chartex" xmlns:cx8="http://schemas.microsoft.com/office/drawing/2016/5/14/chartex" xmlns:mc="http://schemas.openxmlformats.org/markup-compatibility/2006" xmlns:aink="http://schemas.microsoft.com/office/drawing/2016/ink" xmlns:am3d="http://schemas.microsoft.com/office/drawing/2017/model3d" xmlns:o="urn:schemas-microsoft-com:office:office" xmlns:oel="http://schemas.microsoft.com/office/2019/extlst" xmlns:r="http://schemas.openxmlformats.org/officeDocument/2006/relationships" xmlns:m="http://schemas.openxmlformats.org/officeDocument/2006/math" xmlns:v="urn:schemas-microsoft-com:vml" xmlns:wp14="http://schemas.microsoft.com/office/word/2010/wordprocessingDrawing" xmlns:wp="http://schemas.openxmlformats.org/drawingml/2006/wordprocessingDrawing" xmlns:w10="urn:schemas-microsoft-com:office:word" xmlns:w="http://schemas.openxmlformats.org/wordprocessingml/2006/main" xmlns:w14="http://schemas.microsoft.com/office/word/2010/wordml" xmlns:w15="http://schemas.microsoft.com/office/word/2012/wordml" xmlns:w16cex="http://schemas.microsoft.com/office/word/2018/wordml/cex" xmlns:w16cid="http://schemas.microsoft.com/office/word/2016/wordml/cid" xmlns:w16="http://schemas.microsoft.com/office/word/2018/wordml" xmlns:w16sdtdh="http://schemas.microsoft.com/office/word/2020/wordml/sdtdatahash" xmlns:w16se="http://schemas.microsoft.com/office/word/2015/wordml/symex" xmlns:wpg="http://schemas.microsoft.com/office/word/2010/wordprocessingGroup" xmlns:wpi="http://schemas.microsoft.com/office/word/2010/wordprocessingInk" xmlns:wne="http://schemas.microsoft.com/office/word/2006/wordml" xmlns:wps="http://schemas.microsoft.com/office/word/2010/wordprocessingShape" mc:Ignorable="w14 w15 w16se w16cid w16 w16cex w16sdtdh wp14">
+<w:document xmlns:wpc="http://schemas.microsoft.com/office/word/2010/wordprocessingCanvas" xmlns:cx="http://schemas.microsoft.com/office/drawing/2014/chartex" xmlns:cx1="http://schemas.microsoft.com/office/drawing/2015/9/8/chartex" xmlns:cx2="http://schemas.microsoft.com/office/drawing/2015/10/21/chartex" xmlns:cx3="http://schemas.microsoft.com/office/drawing/2016/5/9/chartex" xmlns:cx4="http://schemas.microsoft.com/office/drawing/2016/5/10/chartex" xmlns:cx5="http://schemas.microsoft.com/office/drawing/2016/5/11/chartex" xmlns:cx6="http://schemas.microsoft.com/office/drawing/2016/5/12/chartex" xmlns:cx7="http://schemas.microsoft.com/office/drawing/2016/5/13/chartex" xmlns:cx8="http://schemas.microsoft.com/office/drawing/2016/5/14/chartex" xmlns:mc="http://schemas.openxmlformats.org/markup-compatibility/2006" xmlns:aink="http://schemas.microsoft.com/office/drawing/2016/ink" xmlns:am3d="http://schemas.microsoft.com/office/drawing/2017/model3d" xmlns:o="urn:schemas-microsoft-com:office:office" xmlns:oel="http://schemas.microsoft.com/office/2019/extlst" xmlns:r="http://schemas.openxmlformats.org/officeDocument/2006/relationships" xmlns:m="http://schemas.openxmlformats.org/officeDocument/2006/math" xmlns:v="urn:schemas-microsoft-com:vml" xmlns:wp14="http://schemas.microsoft.com/office/word/2010/wordprocessingDrawing" xmlns:wp="http://schemas.openxmlformats.org/drawingml/2006/wordprocessingDrawing" xmlns:w10="urn:schemas-microsoft-com:office:word" xmlns:w="http://schemas.openxmlformats.org/wordprocessingml/2006/main" xmlns:w14="http://schemas.microsoft.com/office/word/2010/wordml" xmlns:w15="http://schemas.microsoft.com/office/word/2012/wordml" xmlns:w16cex="http://schemas.microsoft.com/office/word/2018/wordml/cex" xmlns:w16cid="http://schemas.microsoft.com/office/word/2016/wordml/cid" xmlns:w16="http://schemas.microsoft.com/office/word/2018/wordml" xmlns:w16du="http://schemas.microsoft.com/office/word/2023/wordml/word16du" xmlns:w16sdtdh="http://schemas.microsoft.com/office/word/2020/wordml/sdtdatahash" xmlns:w16sdtfl="http://schemas.microsoft.com/office/word/2024/wordml/sdtformatlock" xmlns:w16se="http://schemas.microsoft.com/office/word/2015/wordml/symex" xmlns:wpg="http://schemas.microsoft.com/office/word/2010/wordprocessingGroup" xmlns:wpi="http://schemas.microsoft.com/office/word/2010/wordprocessingInk" xmlns:wne="http://schemas.microsoft.com/office/word/2006/wordml" xmlns:wps="http://schemas.microsoft.com/office/word/2010/wordprocessingShape" mc:Ignorable="w14 w15 w16se w16cid w16 w16cex w16sdtdh w16sdtfl w16du wp14">
   <w:body>
     <w:p>
       <w:pPr>
@@ -56,10 +56,7 @@
         </w:sectPr>
       </w:pPr>
       <w:r>
-        <w:t>May</w:t>
-      </w:r>
-      <w:r>
-        <w:t xml:space="preserve"> 2024</w:t>
+        <w:t>July 2026</w:t>
       </w:r>
       <w:r>
         <w:tab/>
@@ -106,7 +103,10 @@
         <w:t>Copyright ©</w:t>
       </w:r>
       <w:r>
-        <w:t xml:space="preserve"> 2024</w:t>
+        <w:t xml:space="preserve"> 202</w:t>
+      </w:r>
+      <w:r>
+        <w:t>6</w:t>
       </w:r>
       <w:r>
         <w:t xml:space="preserve"> The Sage Group plc or its licensors. All rights reserved.</w:t>
@@ -141,7 +141,23 @@
           <w:sz w:val="20"/>
           <w:szCs w:val="20"/>
         </w:rPr>
-        <w:t>THE SOFTWARE IS PROVIDED “AS IS”, WITHOUT WARRANTY OF ANY KIND, EXPRESS OR IMPLIED, INCLUDING BUT NOT LIMITED TO THE WARRANTIES OF MERCHANTABILITY, FITNESS FOR A PARTICULAR PURPOSE AND NONINFRINGEMENT. IN NO EVENT SHALL THE AUTHORS OR COPYRIGHT HOLDERS BE LIABLE FOR ANY CLAIM, DAMAGES OR OTHER LIABILITY, WHETHER IN AN ACTION OF CONTRACT, TORT OR OTHERWISE, ARISING FROM, OUT OF OR IN CONNECTION WITH THE SOFTWARE OR THE USE OR OTHER DEALINGS IN THE SOFTWARE.</w:t>
+        <w:t xml:space="preserve">THE SOFTWARE IS PROVIDED “AS IS”, WITHOUT WARRANTY OF ANY KIND, EXPRESS OR IMPLIED, INCLUDING BUT NOT LIMITED TO THE WARRANTIES OF MERCHANTABILITY, FITNESS FOR A PARTICULAR PURPOSE AND NONINFRINGEMENT. IN NO EVENT SHALL THE AUTHORS OR COPYRIGHT HOLDERS BE LIABLE FOR ANY CLAIM, DAMAGES OR OTHER LIABILITY, WHETHER IN AN ACTION OF CONTRACT, TORT OR OTHERWISE, ARISING FROM, OUT OF OR IN CONNECTION WITH THE SOFTWARE OR </w:t>
+      </w:r>
+      <w:proofErr w:type="gramStart"/>
+      <w:r>
+        <w:rPr>
+          <w:sz w:val="20"/>
+          <w:szCs w:val="20"/>
+        </w:rPr>
+        <w:t>THE USE</w:t>
+      </w:r>
+      <w:proofErr w:type="gramEnd"/>
+      <w:r>
+        <w:rPr>
+          <w:sz w:val="20"/>
+          <w:szCs w:val="20"/>
+        </w:rPr>
+        <w:t xml:space="preserve"> OR OTHER DEALINGS IN THE SOFTWARE.</w:t>
       </w:r>
     </w:p>
     <w:p>
@@ -1359,13 +1375,16 @@
         <w:pStyle w:val="SAGEBodyText"/>
       </w:pPr>
       <w:r>
-        <w:t>The Finder Generator is a Visual Studio Plugin and is compatible with Visual Studio 2022. The Sage 300 Finder Generator tool is bundled with the Sage 300 Wizard Package (</w:t>
+        <w:t>The Finder Generator is a Visual Studio Plugin and is compatible with Visual Studio 2022</w:t>
       </w:r>
       <w:r>
-        <w:t>Code Generation Wizard, Finder Generator, Upgrade Wizard, Language Wizard, and Sync Assemblies Wizard</w:t>
+        <w:t xml:space="preserve"> and 2026</w:t>
       </w:r>
       <w:r>
-        <w:t>).</w:t>
+        <w:t>. The Sage 300 Finder Generator tool is bundled with the Sage 300 Wizard Package (</w:t>
+      </w:r>
+      <w:r>
+        <w:t>Code Generation Wizard, Finder Generator, Upgrade Wizard, Language Wizard, and Sync Assemblies Wizard).</w:t>
       </w:r>
     </w:p>
     <w:p>
@@ -1385,7 +1404,15 @@
         <w:t>Note:</w:t>
       </w:r>
       <w:r>
-        <w:t xml:space="preserve"> If the previous Sage 300 Wizard Package is installed, it must be uninstalled first (Visual Studio - Tools, Extensions, Uninstall option, select the Sage 300 Wizard Package to uninstall).</w:t>
+        <w:t xml:space="preserve"> If the previous Sage 300 Wizard Package is installed, it must be uninstalled first (Visual Studio - Tools, Extensions, </w:t>
+      </w:r>
+      <w:proofErr w:type="gramStart"/>
+      <w:r>
+        <w:t>Uninstall</w:t>
+      </w:r>
+      <w:proofErr w:type="gramEnd"/>
+      <w:r>
+        <w:t xml:space="preserve"> option, select the Sage 300 Wizard Package to uninstall).</w:t>
       </w:r>
     </w:p>
     <w:bookmarkEnd w:id="5"/>
@@ -1420,7 +1447,14 @@
         <w:rPr>
           <w:rStyle w:val="SAGETextFilename"/>
         </w:rPr>
-        <w:t>Sage.CA.SBS.ERP.Sage300.WizardPackage</w:t>
+        <w:t>Sage.CA.SBS.ERP.Sage</w:t>
+      </w:r>
+      <w:proofErr w:type="gramStart"/>
+      <w:r>
+        <w:rPr>
+          <w:rStyle w:val="SAGETextFilename"/>
+        </w:rPr>
+        <w:t>300.WizardPackage</w:t>
       </w:r>
       <w:r>
         <w:rPr>
@@ -1428,6 +1462,7 @@
         </w:rPr>
         <w:t>.vsix</w:t>
       </w:r>
+      <w:proofErr w:type="gramEnd"/>
       <w:r>
         <w:t>.</w:t>
       </w:r>
@@ -1526,7 +1561,13 @@
         <w:pStyle w:val="SAGEBodyText"/>
       </w:pPr>
       <w:r>
-        <w:t xml:space="preserve">The wizard is embedded in Visual Studio 2022 as a plugin. To open it, click the </w:t>
+        <w:t>The wizard is embedded in Visual Studio 2022</w:t>
+      </w:r>
+      <w:r>
+        <w:t xml:space="preserve"> and 2026</w:t>
+      </w:r>
+      <w:r>
+        <w:t xml:space="preserve"> as a plugin. To open it, click the </w:t>
       </w:r>
       <w:r>
         <w:rPr>
@@ -1934,7 +1975,15 @@
         <w:t>ViewFinderProperties.js file</w:t>
       </w:r>
       <w:r>
-        <w:t>, but this file is NOT to be used since it is minified and the utility is not able to parse this file</w:t>
+        <w:t xml:space="preserve">, but this file is NOT to be used since it is </w:t>
+      </w:r>
+      <w:proofErr w:type="gramStart"/>
+      <w:r>
+        <w:t>minified</w:t>
+      </w:r>
+      <w:proofErr w:type="gramEnd"/>
+      <w:r>
+        <w:t xml:space="preserve"> and the utility is not able to parse this file</w:t>
       </w:r>
       <w:r>
         <w:t>. Once you’ve selected an existing file, it will be loaded automatically.</w:t>
@@ -2074,7 +2123,15 @@
         <w:t xml:space="preserve"> configuration </w:t>
       </w:r>
       <w:r>
-        <w:t xml:space="preserve">file has been loaded, you many now edit an existing entry or add a new entry. </w:t>
+        <w:t xml:space="preserve">file has been loaded, you </w:t>
+      </w:r>
+      <w:proofErr w:type="gramStart"/>
+      <w:r>
+        <w:t>many</w:t>
+      </w:r>
+      <w:proofErr w:type="gramEnd"/>
+      <w:r>
+        <w:t xml:space="preserve"> now edit an existing entry or add a new entry. </w:t>
       </w:r>
       <w:r>
         <w:t xml:space="preserve">In the following steps, we </w:t>
@@ -2216,6 +2273,8 @@
       <w:r>
         <w:t xml:space="preserve"> we are going to edit the </w:t>
       </w:r>
+      <w:proofErr w:type="spellStart"/>
+      <w:proofErr w:type="gramStart"/>
       <w:r>
         <w:rPr>
           <w:b/>
@@ -2223,6 +2282,8 @@
         </w:rPr>
         <w:t>AP.AccountSet</w:t>
       </w:r>
+      <w:proofErr w:type="spellEnd"/>
+      <w:proofErr w:type="gramEnd"/>
       <w:r>
         <w:t xml:space="preserve"> properties block. First, select</w:t>
       </w:r>
@@ -2231,19 +2292,40 @@
           <w:b/>
           <w:bCs/>
         </w:rPr>
-        <w:t xml:space="preserve"> AP.AccountSet</w:t>
+        <w:t xml:space="preserve"> </w:t>
       </w:r>
+      <w:proofErr w:type="spellStart"/>
+      <w:proofErr w:type="gramStart"/>
+      <w:r>
+        <w:rPr>
+          <w:b/>
+          <w:bCs/>
+        </w:rPr>
+        <w:t>AP.AccountSet</w:t>
+      </w:r>
+      <w:proofErr w:type="spellEnd"/>
+      <w:proofErr w:type="gramEnd"/>
       <w:r>
         <w:t xml:space="preserve"> from the Finder List above. Once that has been done, the </w:t>
       </w:r>
       <w:r>
-        <w:t>other fields in the application will be automatically loaded with their existing settings.</w:t>
+        <w:t xml:space="preserve">other fields in the application will be automatically loaded with their existing </w:t>
+      </w:r>
+      <w:proofErr w:type="spellStart"/>
+      <w:proofErr w:type="gramStart"/>
+      <w:r>
+        <w:t>settings.</w:t>
       </w:r>
       <w:r>
         <w:t>W</w:t>
       </w:r>
       <w:r>
-        <w:t xml:space="preserve">e are going to add two new entries to the </w:t>
+        <w:t>e</w:t>
+      </w:r>
+      <w:proofErr w:type="spellEnd"/>
+      <w:proofErr w:type="gramEnd"/>
+      <w:r>
+        <w:t xml:space="preserve"> are going to add two new entries to the </w:t>
       </w:r>
       <w:r>
         <w:rPr>
@@ -2432,7 +2514,15 @@
         <w:pStyle w:val="SAGEBodyText"/>
       </w:pPr>
       <w:r>
-        <w:t xml:space="preserve">After you clicked the </w:t>
+        <w:t xml:space="preserve">After you </w:t>
+      </w:r>
+      <w:proofErr w:type="gramStart"/>
+      <w:r>
+        <w:t>clicked</w:t>
+      </w:r>
+      <w:proofErr w:type="gramEnd"/>
+      <w:r>
+        <w:t xml:space="preserve"> the </w:t>
       </w:r>
       <w:r>
         <w:rPr>
@@ -2885,6 +2975,8 @@
       <w:r>
         <w:t xml:space="preserve">. In this example, it’s called </w:t>
       </w:r>
+      <w:proofErr w:type="spellStart"/>
+      <w:proofErr w:type="gramStart"/>
       <w:r>
         <w:rPr>
           <w:b/>
@@ -2892,6 +2984,8 @@
         </w:rPr>
         <w:t>AP.AccountSetTest</w:t>
       </w:r>
+      <w:proofErr w:type="spellEnd"/>
+      <w:proofErr w:type="gramEnd"/>
       <w:r>
         <w:t xml:space="preserve">. Click on the </w:t>
       </w:r>
@@ -3057,7 +3151,15 @@
         <w:pStyle w:val="SAGEBodyText"/>
       </w:pPr>
       <w:r>
-        <w:t xml:space="preserve">After you clicked the </w:t>
+        <w:t xml:space="preserve">After you </w:t>
+      </w:r>
+      <w:proofErr w:type="gramStart"/>
+      <w:r>
+        <w:t>clicked</w:t>
+      </w:r>
+      <w:proofErr w:type="gramEnd"/>
+      <w:r>
+        <w:t xml:space="preserve"> the </w:t>
       </w:r>
       <w:r>
         <w:rPr>
@@ -3160,7 +3262,7 @@
 </file>
 
 <file path=word/endnotes.xml><?xml version="1.0" encoding="utf-8"?>
-<w:endnotes xmlns:wpc="http://schemas.microsoft.com/office/word/2010/wordprocessingCanvas" xmlns:cx="http://schemas.microsoft.com/office/drawing/2014/chartex" xmlns:cx1="http://schemas.microsoft.com/office/drawing/2015/9/8/chartex" xmlns:cx2="http://schemas.microsoft.com/office/drawing/2015/10/21/chartex" xmlns:cx3="http://schemas.microsoft.com/office/drawing/2016/5/9/chartex" xmlns:cx4="http://schemas.microsoft.com/office/drawing/2016/5/10/chartex" xmlns:cx5="http://schemas.microsoft.com/office/drawing/2016/5/11/chartex" xmlns:cx6="http://schemas.microsoft.com/office/drawing/2016/5/12/chartex" xmlns:cx7="http://schemas.microsoft.com/office/drawing/2016/5/13/chartex" xmlns:cx8="http://schemas.microsoft.com/office/drawing/2016/5/14/chartex" xmlns:mc="http://schemas.openxmlformats.org/markup-compatibility/2006" xmlns:aink="http://schemas.microsoft.com/office/drawing/2016/ink" xmlns:am3d="http://schemas.microsoft.com/office/drawing/2017/model3d" xmlns:o="urn:schemas-microsoft-com:office:office" xmlns:oel="http://schemas.microsoft.com/office/2019/extlst" xmlns:r="http://schemas.openxmlformats.org/officeDocument/2006/relationships" xmlns:m="http://schemas.openxmlformats.org/officeDocument/2006/math" xmlns:v="urn:schemas-microsoft-com:vml" xmlns:wp14="http://schemas.microsoft.com/office/word/2010/wordprocessingDrawing" xmlns:wp="http://schemas.openxmlformats.org/drawingml/2006/wordprocessingDrawing" xmlns:w10="urn:schemas-microsoft-com:office:word" xmlns:w="http://schemas.openxmlformats.org/wordprocessingml/2006/main" xmlns:w14="http://schemas.microsoft.com/office/word/2010/wordml" xmlns:w15="http://schemas.microsoft.com/office/word/2012/wordml" xmlns:w16cex="http://schemas.microsoft.com/office/word/2018/wordml/cex" xmlns:w16cid="http://schemas.microsoft.com/office/word/2016/wordml/cid" xmlns:w16="http://schemas.microsoft.com/office/word/2018/wordml" xmlns:w16sdtdh="http://schemas.microsoft.com/office/word/2020/wordml/sdtdatahash" xmlns:w16se="http://schemas.microsoft.com/office/word/2015/wordml/symex" xmlns:wpg="http://schemas.microsoft.com/office/word/2010/wordprocessingGroup" xmlns:wpi="http://schemas.microsoft.com/office/word/2010/wordprocessingInk" xmlns:wne="http://schemas.microsoft.com/office/word/2006/wordml" xmlns:wps="http://schemas.microsoft.com/office/word/2010/wordprocessingShape" mc:Ignorable="w14 w15 w16se w16cid w16 w16cex w16sdtdh wp14">
+<w:endnotes xmlns:wpc="http://schemas.microsoft.com/office/word/2010/wordprocessingCanvas" xmlns:cx="http://schemas.microsoft.com/office/drawing/2014/chartex" xmlns:cx1="http://schemas.microsoft.com/office/drawing/2015/9/8/chartex" xmlns:cx2="http://schemas.microsoft.com/office/drawing/2015/10/21/chartex" xmlns:cx3="http://schemas.microsoft.com/office/drawing/2016/5/9/chartex" xmlns:cx4="http://schemas.microsoft.com/office/drawing/2016/5/10/chartex" xmlns:cx5="http://schemas.microsoft.com/office/drawing/2016/5/11/chartex" xmlns:cx6="http://schemas.microsoft.com/office/drawing/2016/5/12/chartex" xmlns:cx7="http://schemas.microsoft.com/office/drawing/2016/5/13/chartex" xmlns:cx8="http://schemas.microsoft.com/office/drawing/2016/5/14/chartex" xmlns:mc="http://schemas.openxmlformats.org/markup-compatibility/2006" xmlns:aink="http://schemas.microsoft.com/office/drawing/2016/ink" xmlns:am3d="http://schemas.microsoft.com/office/drawing/2017/model3d" xmlns:o="urn:schemas-microsoft-com:office:office" xmlns:oel="http://schemas.microsoft.com/office/2019/extlst" xmlns:r="http://schemas.openxmlformats.org/officeDocument/2006/relationships" xmlns:m="http://schemas.openxmlformats.org/officeDocument/2006/math" xmlns:v="urn:schemas-microsoft-com:vml" xmlns:wp14="http://schemas.microsoft.com/office/word/2010/wordprocessingDrawing" xmlns:wp="http://schemas.openxmlformats.org/drawingml/2006/wordprocessingDrawing" xmlns:w10="urn:schemas-microsoft-com:office:word" xmlns:w="http://schemas.openxmlformats.org/wordprocessingml/2006/main" xmlns:w14="http://schemas.microsoft.com/office/word/2010/wordml" xmlns:w15="http://schemas.microsoft.com/office/word/2012/wordml" xmlns:w16cex="http://schemas.microsoft.com/office/word/2018/wordml/cex" xmlns:w16cid="http://schemas.microsoft.com/office/word/2016/wordml/cid" xmlns:w16="http://schemas.microsoft.com/office/word/2018/wordml" xmlns:w16du="http://schemas.microsoft.com/office/word/2023/wordml/word16du" xmlns:w16sdtdh="http://schemas.microsoft.com/office/word/2020/wordml/sdtdatahash" xmlns:w16sdtfl="http://schemas.microsoft.com/office/word/2024/wordml/sdtformatlock" xmlns:w16se="http://schemas.microsoft.com/office/word/2015/wordml/symex" xmlns:wpg="http://schemas.microsoft.com/office/word/2010/wordprocessingGroup" xmlns:wpi="http://schemas.microsoft.com/office/word/2010/wordprocessingInk" xmlns:wne="http://schemas.microsoft.com/office/word/2006/wordml" xmlns:wps="http://schemas.microsoft.com/office/word/2010/wordprocessingShape" mc:Ignorable="w14 w15 w16se w16cid w16 w16cex w16sdtdh w16sdtfl w16du wp14">
   <w:endnote w:type="separator" w:id="-1">
     <w:p>
       <w:pPr>
@@ -3187,7 +3289,7 @@
 </file>
 
 <file path=word/footer1.xml><?xml version="1.0" encoding="utf-8"?>
-<w:ftr xmlns:wpc="http://schemas.microsoft.com/office/word/2010/wordprocessingCanvas" xmlns:cx="http://schemas.microsoft.com/office/drawing/2014/chartex" xmlns:cx1="http://schemas.microsoft.com/office/drawing/2015/9/8/chartex" xmlns:cx2="http://schemas.microsoft.com/office/drawing/2015/10/21/chartex" xmlns:cx3="http://schemas.microsoft.com/office/drawing/2016/5/9/chartex" xmlns:cx4="http://schemas.microsoft.com/office/drawing/2016/5/10/chartex" xmlns:cx5="http://schemas.microsoft.com/office/drawing/2016/5/11/chartex" xmlns:cx6="http://schemas.microsoft.com/office/drawing/2016/5/12/chartex" xmlns:cx7="http://schemas.microsoft.com/office/drawing/2016/5/13/chartex" xmlns:cx8="http://schemas.microsoft.com/office/drawing/2016/5/14/chartex" xmlns:mc="http://schemas.openxmlformats.org/markup-compatibility/2006" xmlns:aink="http://schemas.microsoft.com/office/drawing/2016/ink" xmlns:am3d="http://schemas.microsoft.com/office/drawing/2017/model3d" xmlns:o="urn:schemas-microsoft-com:office:office" xmlns:oel="http://schemas.microsoft.com/office/2019/extlst" xmlns:r="http://schemas.openxmlformats.org/officeDocument/2006/relationships" xmlns:m="http://schemas.openxmlformats.org/officeDocument/2006/math" xmlns:v="urn:schemas-microsoft-com:vml" xmlns:wp14="http://schemas.microsoft.com/office/word/2010/wordprocessingDrawing" xmlns:wp="http://schemas.openxmlformats.org/drawingml/2006/wordprocessingDrawing" xmlns:w10="urn:schemas-microsoft-com:office:word" xmlns:w="http://schemas.openxmlformats.org/wordprocessingml/2006/main" xmlns:w14="http://schemas.microsoft.com/office/word/2010/wordml" xmlns:w15="http://schemas.microsoft.com/office/word/2012/wordml" xmlns:w16cex="http://schemas.microsoft.com/office/word/2018/wordml/cex" xmlns:w16cid="http://schemas.microsoft.com/office/word/2016/wordml/cid" xmlns:w16="http://schemas.microsoft.com/office/word/2018/wordml" xmlns:w16sdtdh="http://schemas.microsoft.com/office/word/2020/wordml/sdtdatahash" xmlns:w16se="http://schemas.microsoft.com/office/word/2015/wordml/symex" xmlns:wpg="http://schemas.microsoft.com/office/word/2010/wordprocessingGroup" xmlns:wpi="http://schemas.microsoft.com/office/word/2010/wordprocessingInk" xmlns:wne="http://schemas.microsoft.com/office/word/2006/wordml" xmlns:wps="http://schemas.microsoft.com/office/word/2010/wordprocessingShape" mc:Ignorable="w14 w15 w16se w16cid w16 w16cex w16sdtdh wp14">
+<w:ftr xmlns:wpc="http://schemas.microsoft.com/office/word/2010/wordprocessingCanvas" xmlns:cx="http://schemas.microsoft.com/office/drawing/2014/chartex" xmlns:cx1="http://schemas.microsoft.com/office/drawing/2015/9/8/chartex" xmlns:cx2="http://schemas.microsoft.com/office/drawing/2015/10/21/chartex" xmlns:cx3="http://schemas.microsoft.com/office/drawing/2016/5/9/chartex" xmlns:cx4="http://schemas.microsoft.com/office/drawing/2016/5/10/chartex" xmlns:cx5="http://schemas.microsoft.com/office/drawing/2016/5/11/chartex" xmlns:cx6="http://schemas.microsoft.com/office/drawing/2016/5/12/chartex" xmlns:cx7="http://schemas.microsoft.com/office/drawing/2016/5/13/chartex" xmlns:cx8="http://schemas.microsoft.com/office/drawing/2016/5/14/chartex" xmlns:mc="http://schemas.openxmlformats.org/markup-compatibility/2006" xmlns:aink="http://schemas.microsoft.com/office/drawing/2016/ink" xmlns:am3d="http://schemas.microsoft.com/office/drawing/2017/model3d" xmlns:o="urn:schemas-microsoft-com:office:office" xmlns:oel="http://schemas.microsoft.com/office/2019/extlst" xmlns:r="http://schemas.openxmlformats.org/officeDocument/2006/relationships" xmlns:m="http://schemas.openxmlformats.org/officeDocument/2006/math" xmlns:v="urn:schemas-microsoft-com:vml" xmlns:wp14="http://schemas.microsoft.com/office/word/2010/wordprocessingDrawing" xmlns:wp="http://schemas.openxmlformats.org/drawingml/2006/wordprocessingDrawing" xmlns:w10="urn:schemas-microsoft-com:office:word" xmlns:w="http://schemas.openxmlformats.org/wordprocessingml/2006/main" xmlns:w14="http://schemas.microsoft.com/office/word/2010/wordml" xmlns:w15="http://schemas.microsoft.com/office/word/2012/wordml" xmlns:w16cex="http://schemas.microsoft.com/office/word/2018/wordml/cex" xmlns:w16cid="http://schemas.microsoft.com/office/word/2016/wordml/cid" xmlns:w16="http://schemas.microsoft.com/office/word/2018/wordml" xmlns:w16du="http://schemas.microsoft.com/office/word/2023/wordml/word16du" xmlns:w16sdtdh="http://schemas.microsoft.com/office/word/2020/wordml/sdtdatahash" xmlns:w16sdtfl="http://schemas.microsoft.com/office/word/2024/wordml/sdtformatlock" xmlns:w16se="http://schemas.microsoft.com/office/word/2015/wordml/symex" xmlns:wpg="http://schemas.microsoft.com/office/word/2010/wordprocessingGroup" xmlns:wpi="http://schemas.microsoft.com/office/word/2010/wordprocessingInk" xmlns:wne="http://schemas.microsoft.com/office/word/2006/wordml" xmlns:wps="http://schemas.microsoft.com/office/word/2010/wordprocessingShape" mc:Ignorable="w14 w15 w16se w16cid w16 w16cex w16sdtdh w16sdtfl w16du wp14">
   <w:p>
     <w:pPr>
       <w:pStyle w:val="Footer"/>
@@ -3197,7 +3299,7 @@
 </file>
 
 <file path=word/footer2.xml><?xml version="1.0" encoding="utf-8"?>
-<w:ftr xmlns:wpc="http://schemas.microsoft.com/office/word/2010/wordprocessingCanvas" xmlns:cx="http://schemas.microsoft.com/office/drawing/2014/chartex" xmlns:cx1="http://schemas.microsoft.com/office/drawing/2015/9/8/chartex" xmlns:cx2="http://schemas.microsoft.com/office/drawing/2015/10/21/chartex" xmlns:cx3="http://schemas.microsoft.com/office/drawing/2016/5/9/chartex" xmlns:cx4="http://schemas.microsoft.com/office/drawing/2016/5/10/chartex" xmlns:cx5="http://schemas.microsoft.com/office/drawing/2016/5/11/chartex" xmlns:cx6="http://schemas.microsoft.com/office/drawing/2016/5/12/chartex" xmlns:cx7="http://schemas.microsoft.com/office/drawing/2016/5/13/chartex" xmlns:cx8="http://schemas.microsoft.com/office/drawing/2016/5/14/chartex" xmlns:mc="http://schemas.openxmlformats.org/markup-compatibility/2006" xmlns:aink="http://schemas.microsoft.com/office/drawing/2016/ink" xmlns:am3d="http://schemas.microsoft.com/office/drawing/2017/model3d" xmlns:o="urn:schemas-microsoft-com:office:office" xmlns:oel="http://schemas.microsoft.com/office/2019/extlst" xmlns:r="http://schemas.openxmlformats.org/officeDocument/2006/relationships" xmlns:m="http://schemas.openxmlformats.org/officeDocument/2006/math" xmlns:v="urn:schemas-microsoft-com:vml" xmlns:wp14="http://schemas.microsoft.com/office/word/2010/wordprocessingDrawing" xmlns:wp="http://schemas.openxmlformats.org/drawingml/2006/wordprocessingDrawing" xmlns:w10="urn:schemas-microsoft-com:office:word" xmlns:w="http://schemas.openxmlformats.org/wordprocessingml/2006/main" xmlns:w14="http://schemas.microsoft.com/office/word/2010/wordml" xmlns:w15="http://schemas.microsoft.com/office/word/2012/wordml" xmlns:w16cex="http://schemas.microsoft.com/office/word/2018/wordml/cex" xmlns:w16cid="http://schemas.microsoft.com/office/word/2016/wordml/cid" xmlns:w16="http://schemas.microsoft.com/office/word/2018/wordml" xmlns:w16sdtdh="http://schemas.microsoft.com/office/word/2020/wordml/sdtdatahash" xmlns:w16se="http://schemas.microsoft.com/office/word/2015/wordml/symex" xmlns:wpg="http://schemas.microsoft.com/office/word/2010/wordprocessingGroup" xmlns:wpi="http://schemas.microsoft.com/office/word/2010/wordprocessingInk" xmlns:wne="http://schemas.microsoft.com/office/word/2006/wordml" xmlns:wps="http://schemas.microsoft.com/office/word/2010/wordprocessingShape" mc:Ignorable="w14 w15 w16se w16cid w16 w16cex w16sdtdh wp14">
+<w:ftr xmlns:wpc="http://schemas.microsoft.com/office/word/2010/wordprocessingCanvas" xmlns:cx="http://schemas.microsoft.com/office/drawing/2014/chartex" xmlns:cx1="http://schemas.microsoft.com/office/drawing/2015/9/8/chartex" xmlns:cx2="http://schemas.microsoft.com/office/drawing/2015/10/21/chartex" xmlns:cx3="http://schemas.microsoft.com/office/drawing/2016/5/9/chartex" xmlns:cx4="http://schemas.microsoft.com/office/drawing/2016/5/10/chartex" xmlns:cx5="http://schemas.microsoft.com/office/drawing/2016/5/11/chartex" xmlns:cx6="http://schemas.microsoft.com/office/drawing/2016/5/12/chartex" xmlns:cx7="http://schemas.microsoft.com/office/drawing/2016/5/13/chartex" xmlns:cx8="http://schemas.microsoft.com/office/drawing/2016/5/14/chartex" xmlns:mc="http://schemas.openxmlformats.org/markup-compatibility/2006" xmlns:aink="http://schemas.microsoft.com/office/drawing/2016/ink" xmlns:am3d="http://schemas.microsoft.com/office/drawing/2017/model3d" xmlns:o="urn:schemas-microsoft-com:office:office" xmlns:oel="http://schemas.microsoft.com/office/2019/extlst" xmlns:r="http://schemas.openxmlformats.org/officeDocument/2006/relationships" xmlns:m="http://schemas.openxmlformats.org/officeDocument/2006/math" xmlns:v="urn:schemas-microsoft-com:vml" xmlns:wp14="http://schemas.microsoft.com/office/word/2010/wordprocessingDrawing" xmlns:wp="http://schemas.openxmlformats.org/drawingml/2006/wordprocessingDrawing" xmlns:w10="urn:schemas-microsoft-com:office:word" xmlns:w="http://schemas.openxmlformats.org/wordprocessingml/2006/main" xmlns:w14="http://schemas.microsoft.com/office/word/2010/wordml" xmlns:w15="http://schemas.microsoft.com/office/word/2012/wordml" xmlns:w16cex="http://schemas.microsoft.com/office/word/2018/wordml/cex" xmlns:w16cid="http://schemas.microsoft.com/office/word/2016/wordml/cid" xmlns:w16="http://schemas.microsoft.com/office/word/2018/wordml" xmlns:w16du="http://schemas.microsoft.com/office/word/2023/wordml/word16du" xmlns:w16sdtdh="http://schemas.microsoft.com/office/word/2020/wordml/sdtdatahash" xmlns:w16sdtfl="http://schemas.microsoft.com/office/word/2024/wordml/sdtformatlock" xmlns:w16se="http://schemas.microsoft.com/office/word/2015/wordml/symex" xmlns:wpg="http://schemas.microsoft.com/office/word/2010/wordprocessingGroup" xmlns:wpi="http://schemas.microsoft.com/office/word/2010/wordprocessingInk" xmlns:wne="http://schemas.microsoft.com/office/word/2006/wordml" xmlns:wps="http://schemas.microsoft.com/office/word/2010/wordprocessingShape" mc:Ignorable="w14 w15 w16se w16cid w16 w16cex w16sdtdh w16sdtfl w16du wp14">
   <w:p>
     <w:pPr>
       <w:pStyle w:val="SAGEFooter"/>
@@ -3309,7 +3411,7 @@
 </file>
 
 <file path=word/footer3.xml><?xml version="1.0" encoding="utf-8"?>
-<w:ftr xmlns:wpc="http://schemas.microsoft.com/office/word/2010/wordprocessingCanvas" xmlns:cx="http://schemas.microsoft.com/office/drawing/2014/chartex" xmlns:cx1="http://schemas.microsoft.com/office/drawing/2015/9/8/chartex" xmlns:cx2="http://schemas.microsoft.com/office/drawing/2015/10/21/chartex" xmlns:cx3="http://schemas.microsoft.com/office/drawing/2016/5/9/chartex" xmlns:cx4="http://schemas.microsoft.com/office/drawing/2016/5/10/chartex" xmlns:cx5="http://schemas.microsoft.com/office/drawing/2016/5/11/chartex" xmlns:cx6="http://schemas.microsoft.com/office/drawing/2016/5/12/chartex" xmlns:cx7="http://schemas.microsoft.com/office/drawing/2016/5/13/chartex" xmlns:cx8="http://schemas.microsoft.com/office/drawing/2016/5/14/chartex" xmlns:mc="http://schemas.openxmlformats.org/markup-compatibility/2006" xmlns:aink="http://schemas.microsoft.com/office/drawing/2016/ink" xmlns:am3d="http://schemas.microsoft.com/office/drawing/2017/model3d" xmlns:o="urn:schemas-microsoft-com:office:office" xmlns:oel="http://schemas.microsoft.com/office/2019/extlst" xmlns:r="http://schemas.openxmlformats.org/officeDocument/2006/relationships" xmlns:m="http://schemas.openxmlformats.org/officeDocument/2006/math" xmlns:v="urn:schemas-microsoft-com:vml" xmlns:wp14="http://schemas.microsoft.com/office/word/2010/wordprocessingDrawing" xmlns:wp="http://schemas.openxmlformats.org/drawingml/2006/wordprocessingDrawing" xmlns:w10="urn:schemas-microsoft-com:office:word" xmlns:w="http://schemas.openxmlformats.org/wordprocessingml/2006/main" xmlns:w14="http://schemas.microsoft.com/office/word/2010/wordml" xmlns:w15="http://schemas.microsoft.com/office/word/2012/wordml" xmlns:w16cex="http://schemas.microsoft.com/office/word/2018/wordml/cex" xmlns:w16cid="http://schemas.microsoft.com/office/word/2016/wordml/cid" xmlns:w16="http://schemas.microsoft.com/office/word/2018/wordml" xmlns:w16sdtdh="http://schemas.microsoft.com/office/word/2020/wordml/sdtdatahash" xmlns:w16se="http://schemas.microsoft.com/office/word/2015/wordml/symex" xmlns:wpg="http://schemas.microsoft.com/office/word/2010/wordprocessingGroup" xmlns:wpi="http://schemas.microsoft.com/office/word/2010/wordprocessingInk" xmlns:wne="http://schemas.microsoft.com/office/word/2006/wordml" xmlns:wps="http://schemas.microsoft.com/office/word/2010/wordprocessingShape" mc:Ignorable="w14 w15 w16se w16cid w16 w16cex w16sdtdh wp14">
+<w:ftr xmlns:wpc="http://schemas.microsoft.com/office/word/2010/wordprocessingCanvas" xmlns:cx="http://schemas.microsoft.com/office/drawing/2014/chartex" xmlns:cx1="http://schemas.microsoft.com/office/drawing/2015/9/8/chartex" xmlns:cx2="http://schemas.microsoft.com/office/drawing/2015/10/21/chartex" xmlns:cx3="http://schemas.microsoft.com/office/drawing/2016/5/9/chartex" xmlns:cx4="http://schemas.microsoft.com/office/drawing/2016/5/10/chartex" xmlns:cx5="http://schemas.microsoft.com/office/drawing/2016/5/11/chartex" xmlns:cx6="http://schemas.microsoft.com/office/drawing/2016/5/12/chartex" xmlns:cx7="http://schemas.microsoft.com/office/drawing/2016/5/13/chartex" xmlns:cx8="http://schemas.microsoft.com/office/drawing/2016/5/14/chartex" xmlns:mc="http://schemas.openxmlformats.org/markup-compatibility/2006" xmlns:aink="http://schemas.microsoft.com/office/drawing/2016/ink" xmlns:am3d="http://schemas.microsoft.com/office/drawing/2017/model3d" xmlns:o="urn:schemas-microsoft-com:office:office" xmlns:oel="http://schemas.microsoft.com/office/2019/extlst" xmlns:r="http://schemas.openxmlformats.org/officeDocument/2006/relationships" xmlns:m="http://schemas.openxmlformats.org/officeDocument/2006/math" xmlns:v="urn:schemas-microsoft-com:vml" xmlns:wp14="http://schemas.microsoft.com/office/word/2010/wordprocessingDrawing" xmlns:wp="http://schemas.openxmlformats.org/drawingml/2006/wordprocessingDrawing" xmlns:w10="urn:schemas-microsoft-com:office:word" xmlns:w="http://schemas.openxmlformats.org/wordprocessingml/2006/main" xmlns:w14="http://schemas.microsoft.com/office/word/2010/wordml" xmlns:w15="http://schemas.microsoft.com/office/word/2012/wordml" xmlns:w16cex="http://schemas.microsoft.com/office/word/2018/wordml/cex" xmlns:w16cid="http://schemas.microsoft.com/office/word/2016/wordml/cid" xmlns:w16="http://schemas.microsoft.com/office/word/2018/wordml" xmlns:w16du="http://schemas.microsoft.com/office/word/2023/wordml/word16du" xmlns:w16sdtdh="http://schemas.microsoft.com/office/word/2020/wordml/sdtdatahash" xmlns:w16sdtfl="http://schemas.microsoft.com/office/word/2024/wordml/sdtformatlock" xmlns:w16se="http://schemas.microsoft.com/office/word/2015/wordml/symex" xmlns:wpg="http://schemas.microsoft.com/office/word/2010/wordprocessingGroup" xmlns:wpi="http://schemas.microsoft.com/office/word/2010/wordprocessingInk" xmlns:wne="http://schemas.microsoft.com/office/word/2006/wordml" xmlns:wps="http://schemas.microsoft.com/office/word/2010/wordprocessingShape" mc:Ignorable="w14 w15 w16se w16cid w16 w16cex w16sdtdh w16sdtfl w16du wp14">
   <w:p>
     <w:pPr>
       <w:pStyle w:val="Footer"/>
@@ -3319,7 +3421,7 @@
 </file>
 
 <file path=word/footer4.xml><?xml version="1.0" encoding="utf-8"?>
-<w:ftr xmlns:wpc="http://schemas.microsoft.com/office/word/2010/wordprocessingCanvas" xmlns:cx="http://schemas.microsoft.com/office/drawing/2014/chartex" xmlns:cx1="http://schemas.microsoft.com/office/drawing/2015/9/8/chartex" xmlns:cx2="http://schemas.microsoft.com/office/drawing/2015/10/21/chartex" xmlns:cx3="http://schemas.microsoft.com/office/drawing/2016/5/9/chartex" xmlns:cx4="http://schemas.microsoft.com/office/drawing/2016/5/10/chartex" xmlns:cx5="http://schemas.microsoft.com/office/drawing/2016/5/11/chartex" xmlns:cx6="http://schemas.microsoft.com/office/drawing/2016/5/12/chartex" xmlns:cx7="http://schemas.microsoft.com/office/drawing/2016/5/13/chartex" xmlns:cx8="http://schemas.microsoft.com/office/drawing/2016/5/14/chartex" xmlns:mc="http://schemas.openxmlformats.org/markup-compatibility/2006" xmlns:aink="http://schemas.microsoft.com/office/drawing/2016/ink" xmlns:am3d="http://schemas.microsoft.com/office/drawing/2017/model3d" xmlns:o="urn:schemas-microsoft-com:office:office" xmlns:oel="http://schemas.microsoft.com/office/2019/extlst" xmlns:r="http://schemas.openxmlformats.org/officeDocument/2006/relationships" xmlns:m="http://schemas.openxmlformats.org/officeDocument/2006/math" xmlns:v="urn:schemas-microsoft-com:vml" xmlns:wp14="http://schemas.microsoft.com/office/word/2010/wordprocessingDrawing" xmlns:wp="http://schemas.openxmlformats.org/drawingml/2006/wordprocessingDrawing" xmlns:w10="urn:schemas-microsoft-com:office:word" xmlns:w="http://schemas.openxmlformats.org/wordprocessingml/2006/main" xmlns:w14="http://schemas.microsoft.com/office/word/2010/wordml" xmlns:w15="http://schemas.microsoft.com/office/word/2012/wordml" xmlns:w16cex="http://schemas.microsoft.com/office/word/2018/wordml/cex" xmlns:w16cid="http://schemas.microsoft.com/office/word/2016/wordml/cid" xmlns:w16="http://schemas.microsoft.com/office/word/2018/wordml" xmlns:w16sdtdh="http://schemas.microsoft.com/office/word/2020/wordml/sdtdatahash" xmlns:w16se="http://schemas.microsoft.com/office/word/2015/wordml/symex" xmlns:wpg="http://schemas.microsoft.com/office/word/2010/wordprocessingGroup" xmlns:wpi="http://schemas.microsoft.com/office/word/2010/wordprocessingInk" xmlns:wne="http://schemas.microsoft.com/office/word/2006/wordml" xmlns:wps="http://schemas.microsoft.com/office/word/2010/wordprocessingShape" mc:Ignorable="w14 w15 w16se w16cid w16 w16cex w16sdtdh wp14">
+<w:ftr xmlns:wpc="http://schemas.microsoft.com/office/word/2010/wordprocessingCanvas" xmlns:cx="http://schemas.microsoft.com/office/drawing/2014/chartex" xmlns:cx1="http://schemas.microsoft.com/office/drawing/2015/9/8/chartex" xmlns:cx2="http://schemas.microsoft.com/office/drawing/2015/10/21/chartex" xmlns:cx3="http://schemas.microsoft.com/office/drawing/2016/5/9/chartex" xmlns:cx4="http://schemas.microsoft.com/office/drawing/2016/5/10/chartex" xmlns:cx5="http://schemas.microsoft.com/office/drawing/2016/5/11/chartex" xmlns:cx6="http://schemas.microsoft.com/office/drawing/2016/5/12/chartex" xmlns:cx7="http://schemas.microsoft.com/office/drawing/2016/5/13/chartex" xmlns:cx8="http://schemas.microsoft.com/office/drawing/2016/5/14/chartex" xmlns:mc="http://schemas.openxmlformats.org/markup-compatibility/2006" xmlns:aink="http://schemas.microsoft.com/office/drawing/2016/ink" xmlns:am3d="http://schemas.microsoft.com/office/drawing/2017/model3d" xmlns:o="urn:schemas-microsoft-com:office:office" xmlns:oel="http://schemas.microsoft.com/office/2019/extlst" xmlns:r="http://schemas.openxmlformats.org/officeDocument/2006/relationships" xmlns:m="http://schemas.openxmlformats.org/officeDocument/2006/math" xmlns:v="urn:schemas-microsoft-com:vml" xmlns:wp14="http://schemas.microsoft.com/office/word/2010/wordprocessingDrawing" xmlns:wp="http://schemas.openxmlformats.org/drawingml/2006/wordprocessingDrawing" xmlns:w10="urn:schemas-microsoft-com:office:word" xmlns:w="http://schemas.openxmlformats.org/wordprocessingml/2006/main" xmlns:w14="http://schemas.microsoft.com/office/word/2010/wordml" xmlns:w15="http://schemas.microsoft.com/office/word/2012/wordml" xmlns:w16cex="http://schemas.microsoft.com/office/word/2018/wordml/cex" xmlns:w16cid="http://schemas.microsoft.com/office/word/2016/wordml/cid" xmlns:w16="http://schemas.microsoft.com/office/word/2018/wordml" xmlns:w16du="http://schemas.microsoft.com/office/word/2023/wordml/word16du" xmlns:w16sdtdh="http://schemas.microsoft.com/office/word/2020/wordml/sdtdatahash" xmlns:w16sdtfl="http://schemas.microsoft.com/office/word/2024/wordml/sdtformatlock" xmlns:w16se="http://schemas.microsoft.com/office/word/2015/wordml/symex" xmlns:wpg="http://schemas.microsoft.com/office/word/2010/wordprocessingGroup" xmlns:wpi="http://schemas.microsoft.com/office/word/2010/wordprocessingInk" xmlns:wne="http://schemas.microsoft.com/office/word/2006/wordml" xmlns:wps="http://schemas.microsoft.com/office/word/2010/wordprocessingShape" mc:Ignorable="w14 w15 w16se w16cid w16 w16cex w16sdtdh w16sdtfl w16du wp14">
   <w:p>
     <w:pPr>
       <w:pStyle w:val="Footer"/>
@@ -3330,7 +3432,7 @@
 </file>
 
 <file path=word/footer5.xml><?xml version="1.0" encoding="utf-8"?>
-<w:ftr xmlns:wpc="http://schemas.microsoft.com/office/word/2010/wordprocessingCanvas" xmlns:cx="http://schemas.microsoft.com/office/drawing/2014/chartex" xmlns:cx1="http://schemas.microsoft.com/office/drawing/2015/9/8/chartex" xmlns:cx2="http://schemas.microsoft.com/office/drawing/2015/10/21/chartex" xmlns:cx3="http://schemas.microsoft.com/office/drawing/2016/5/9/chartex" xmlns:cx4="http://schemas.microsoft.com/office/drawing/2016/5/10/chartex" xmlns:cx5="http://schemas.microsoft.com/office/drawing/2016/5/11/chartex" xmlns:cx6="http://schemas.microsoft.com/office/drawing/2016/5/12/chartex" xmlns:cx7="http://schemas.microsoft.com/office/drawing/2016/5/13/chartex" xmlns:cx8="http://schemas.microsoft.com/office/drawing/2016/5/14/chartex" xmlns:mc="http://schemas.openxmlformats.org/markup-compatibility/2006" xmlns:aink="http://schemas.microsoft.com/office/drawing/2016/ink" xmlns:am3d="http://schemas.microsoft.com/office/drawing/2017/model3d" xmlns:o="urn:schemas-microsoft-com:office:office" xmlns:oel="http://schemas.microsoft.com/office/2019/extlst" xmlns:r="http://schemas.openxmlformats.org/officeDocument/2006/relationships" xmlns:m="http://schemas.openxmlformats.org/officeDocument/2006/math" xmlns:v="urn:schemas-microsoft-com:vml" xmlns:wp14="http://schemas.microsoft.com/office/word/2010/wordprocessingDrawing" xmlns:wp="http://schemas.openxmlformats.org/drawingml/2006/wordprocessingDrawing" xmlns:w10="urn:schemas-microsoft-com:office:word" xmlns:w="http://schemas.openxmlformats.org/wordprocessingml/2006/main" xmlns:w14="http://schemas.microsoft.com/office/word/2010/wordml" xmlns:w15="http://schemas.microsoft.com/office/word/2012/wordml" xmlns:w16cex="http://schemas.microsoft.com/office/word/2018/wordml/cex" xmlns:w16cid="http://schemas.microsoft.com/office/word/2016/wordml/cid" xmlns:w16="http://schemas.microsoft.com/office/word/2018/wordml" xmlns:w16sdtdh="http://schemas.microsoft.com/office/word/2020/wordml/sdtdatahash" xmlns:w16se="http://schemas.microsoft.com/office/word/2015/wordml/symex" xmlns:wpg="http://schemas.microsoft.com/office/word/2010/wordprocessingGroup" xmlns:wpi="http://schemas.microsoft.com/office/word/2010/wordprocessingInk" xmlns:wne="http://schemas.microsoft.com/office/word/2006/wordml" xmlns:wps="http://schemas.microsoft.com/office/word/2010/wordprocessingShape" mc:Ignorable="w14 w15 w16se w16cid w16 w16cex w16sdtdh wp14">
+<w:ftr xmlns:wpc="http://schemas.microsoft.com/office/word/2010/wordprocessingCanvas" xmlns:cx="http://schemas.microsoft.com/office/drawing/2014/chartex" xmlns:cx1="http://schemas.microsoft.com/office/drawing/2015/9/8/chartex" xmlns:cx2="http://schemas.microsoft.com/office/drawing/2015/10/21/chartex" xmlns:cx3="http://schemas.microsoft.com/office/drawing/2016/5/9/chartex" xmlns:cx4="http://schemas.microsoft.com/office/drawing/2016/5/10/chartex" xmlns:cx5="http://schemas.microsoft.com/office/drawing/2016/5/11/chartex" xmlns:cx6="http://schemas.microsoft.com/office/drawing/2016/5/12/chartex" xmlns:cx7="http://schemas.microsoft.com/office/drawing/2016/5/13/chartex" xmlns:cx8="http://schemas.microsoft.com/office/drawing/2016/5/14/chartex" xmlns:mc="http://schemas.openxmlformats.org/markup-compatibility/2006" xmlns:aink="http://schemas.microsoft.com/office/drawing/2016/ink" xmlns:am3d="http://schemas.microsoft.com/office/drawing/2017/model3d" xmlns:o="urn:schemas-microsoft-com:office:office" xmlns:oel="http://schemas.microsoft.com/office/2019/extlst" xmlns:r="http://schemas.openxmlformats.org/officeDocument/2006/relationships" xmlns:m="http://schemas.openxmlformats.org/officeDocument/2006/math" xmlns:v="urn:schemas-microsoft-com:vml" xmlns:wp14="http://schemas.microsoft.com/office/word/2010/wordprocessingDrawing" xmlns:wp="http://schemas.openxmlformats.org/drawingml/2006/wordprocessingDrawing" xmlns:w10="urn:schemas-microsoft-com:office:word" xmlns:w="http://schemas.openxmlformats.org/wordprocessingml/2006/main" xmlns:w14="http://schemas.microsoft.com/office/word/2010/wordml" xmlns:w15="http://schemas.microsoft.com/office/word/2012/wordml" xmlns:w16cex="http://schemas.microsoft.com/office/word/2018/wordml/cex" xmlns:w16cid="http://schemas.microsoft.com/office/word/2016/wordml/cid" xmlns:w16="http://schemas.microsoft.com/office/word/2018/wordml" xmlns:w16du="http://schemas.microsoft.com/office/word/2023/wordml/word16du" xmlns:w16sdtdh="http://schemas.microsoft.com/office/word/2020/wordml/sdtdatahash" xmlns:w16sdtfl="http://schemas.microsoft.com/office/word/2024/wordml/sdtformatlock" xmlns:w16se="http://schemas.microsoft.com/office/word/2015/wordml/symex" xmlns:wpg="http://schemas.microsoft.com/office/word/2010/wordprocessingGroup" xmlns:wpi="http://schemas.microsoft.com/office/word/2010/wordprocessingInk" xmlns:wne="http://schemas.microsoft.com/office/word/2006/wordml" xmlns:wps="http://schemas.microsoft.com/office/word/2010/wordprocessingShape" mc:Ignorable="w14 w15 w16se w16cid w16 w16cex w16sdtdh w16sdtfl w16du wp14">
   <w:tbl>
     <w:tblPr>
       <w:tblStyle w:val="TableGrid"/>
@@ -3513,7 +3615,7 @@
 </file>
 
 <file path=word/footer6.xml><?xml version="1.0" encoding="utf-8"?>
-<w:ftr xmlns:wpc="http://schemas.microsoft.com/office/word/2010/wordprocessingCanvas" xmlns:cx="http://schemas.microsoft.com/office/drawing/2014/chartex" xmlns:cx1="http://schemas.microsoft.com/office/drawing/2015/9/8/chartex" xmlns:cx2="http://schemas.microsoft.com/office/drawing/2015/10/21/chartex" xmlns:cx3="http://schemas.microsoft.com/office/drawing/2016/5/9/chartex" xmlns:cx4="http://schemas.microsoft.com/office/drawing/2016/5/10/chartex" xmlns:cx5="http://schemas.microsoft.com/office/drawing/2016/5/11/chartex" xmlns:cx6="http://schemas.microsoft.com/office/drawing/2016/5/12/chartex" xmlns:cx7="http://schemas.microsoft.com/office/drawing/2016/5/13/chartex" xmlns:cx8="http://schemas.microsoft.com/office/drawing/2016/5/14/chartex" xmlns:mc="http://schemas.openxmlformats.org/markup-compatibility/2006" xmlns:aink="http://schemas.microsoft.com/office/drawing/2016/ink" xmlns:am3d="http://schemas.microsoft.com/office/drawing/2017/model3d" xmlns:o="urn:schemas-microsoft-com:office:office" xmlns:oel="http://schemas.microsoft.com/office/2019/extlst" xmlns:r="http://schemas.openxmlformats.org/officeDocument/2006/relationships" xmlns:m="http://schemas.openxmlformats.org/officeDocument/2006/math" xmlns:v="urn:schemas-microsoft-com:vml" xmlns:wp14="http://schemas.microsoft.com/office/word/2010/wordprocessingDrawing" xmlns:wp="http://schemas.openxmlformats.org/drawingml/2006/wordprocessingDrawing" xmlns:w10="urn:schemas-microsoft-com:office:word" xmlns:w="http://schemas.openxmlformats.org/wordprocessingml/2006/main" xmlns:w14="http://schemas.microsoft.com/office/word/2010/wordml" xmlns:w15="http://schemas.microsoft.com/office/word/2012/wordml" xmlns:w16cex="http://schemas.microsoft.com/office/word/2018/wordml/cex" xmlns:w16cid="http://schemas.microsoft.com/office/word/2016/wordml/cid" xmlns:w16="http://schemas.microsoft.com/office/word/2018/wordml" xmlns:w16sdtdh="http://schemas.microsoft.com/office/word/2020/wordml/sdtdatahash" xmlns:w16se="http://schemas.microsoft.com/office/word/2015/wordml/symex" xmlns:wpg="http://schemas.microsoft.com/office/word/2010/wordprocessingGroup" xmlns:wpi="http://schemas.microsoft.com/office/word/2010/wordprocessingInk" xmlns:wne="http://schemas.microsoft.com/office/word/2006/wordml" xmlns:wps="http://schemas.microsoft.com/office/word/2010/wordprocessingShape" mc:Ignorable="w14 w15 w16se w16cid w16 w16cex w16sdtdh wp14">
+<w:ftr xmlns:wpc="http://schemas.microsoft.com/office/word/2010/wordprocessingCanvas" xmlns:cx="http://schemas.microsoft.com/office/drawing/2014/chartex" xmlns:cx1="http://schemas.microsoft.com/office/drawing/2015/9/8/chartex" xmlns:cx2="http://schemas.microsoft.com/office/drawing/2015/10/21/chartex" xmlns:cx3="http://schemas.microsoft.com/office/drawing/2016/5/9/chartex" xmlns:cx4="http://schemas.microsoft.com/office/drawing/2016/5/10/chartex" xmlns:cx5="http://schemas.microsoft.com/office/drawing/2016/5/11/chartex" xmlns:cx6="http://schemas.microsoft.com/office/drawing/2016/5/12/chartex" xmlns:cx7="http://schemas.microsoft.com/office/drawing/2016/5/13/chartex" xmlns:cx8="http://schemas.microsoft.com/office/drawing/2016/5/14/chartex" xmlns:mc="http://schemas.openxmlformats.org/markup-compatibility/2006" xmlns:aink="http://schemas.microsoft.com/office/drawing/2016/ink" xmlns:am3d="http://schemas.microsoft.com/office/drawing/2017/model3d" xmlns:o="urn:schemas-microsoft-com:office:office" xmlns:oel="http://schemas.microsoft.com/office/2019/extlst" xmlns:r="http://schemas.openxmlformats.org/officeDocument/2006/relationships" xmlns:m="http://schemas.openxmlformats.org/officeDocument/2006/math" xmlns:v="urn:schemas-microsoft-com:vml" xmlns:wp14="http://schemas.microsoft.com/office/word/2010/wordprocessingDrawing" xmlns:wp="http://schemas.openxmlformats.org/drawingml/2006/wordprocessingDrawing" xmlns:w10="urn:schemas-microsoft-com:office:word" xmlns:w="http://schemas.openxmlformats.org/wordprocessingml/2006/main" xmlns:w14="http://schemas.microsoft.com/office/word/2010/wordml" xmlns:w15="http://schemas.microsoft.com/office/word/2012/wordml" xmlns:w16cex="http://schemas.microsoft.com/office/word/2018/wordml/cex" xmlns:w16cid="http://schemas.microsoft.com/office/word/2016/wordml/cid" xmlns:w16="http://schemas.microsoft.com/office/word/2018/wordml" xmlns:w16du="http://schemas.microsoft.com/office/word/2023/wordml/word16du" xmlns:w16sdtdh="http://schemas.microsoft.com/office/word/2020/wordml/sdtdatahash" xmlns:w16sdtfl="http://schemas.microsoft.com/office/word/2024/wordml/sdtformatlock" xmlns:w16se="http://schemas.microsoft.com/office/word/2015/wordml/symex" xmlns:wpg="http://schemas.microsoft.com/office/word/2010/wordprocessingGroup" xmlns:wpi="http://schemas.microsoft.com/office/word/2010/wordprocessingInk" xmlns:wne="http://schemas.microsoft.com/office/word/2006/wordml" xmlns:wps="http://schemas.microsoft.com/office/word/2010/wordprocessingShape" mc:Ignorable="w14 w15 w16se w16cid w16 w16cex w16sdtdh w16sdtfl w16du wp14">
   <w:tbl>
     <w:tblPr>
       <w:tblStyle w:val="TableGrid"/>
@@ -3674,7 +3776,7 @@
 </file>
 
 <file path=word/footnotes.xml><?xml version="1.0" encoding="utf-8"?>
-<w:footnotes xmlns:wpc="http://schemas.microsoft.com/office/word/2010/wordprocessingCanvas" xmlns:cx="http://schemas.microsoft.com/office/drawing/2014/chartex" xmlns:cx1="http://schemas.microsoft.com/office/drawing/2015/9/8/chartex" xmlns:cx2="http://schemas.microsoft.com/office/drawing/2015/10/21/chartex" xmlns:cx3="http://schemas.microsoft.com/office/drawing/2016/5/9/chartex" xmlns:cx4="http://schemas.microsoft.com/office/drawing/2016/5/10/chartex" xmlns:cx5="http://schemas.microsoft.com/office/drawing/2016/5/11/chartex" xmlns:cx6="http://schemas.microsoft.com/office/drawing/2016/5/12/chartex" xmlns:cx7="http://schemas.microsoft.com/office/drawing/2016/5/13/chartex" xmlns:cx8="http://schemas.microsoft.com/office/drawing/2016/5/14/chartex" xmlns:mc="http://schemas.openxmlformats.org/markup-compatibility/2006" xmlns:aink="http://schemas.microsoft.com/office/drawing/2016/ink" xmlns:am3d="http://schemas.microsoft.com/office/drawing/2017/model3d" xmlns:o="urn:schemas-microsoft-com:office:office" xmlns:oel="http://schemas.microsoft.com/office/2019/extlst" xmlns:r="http://schemas.openxmlformats.org/officeDocument/2006/relationships" xmlns:m="http://schemas.openxmlformats.org/officeDocument/2006/math" xmlns:v="urn:schemas-microsoft-com:vml" xmlns:wp14="http://schemas.microsoft.com/office/word/2010/wordprocessingDrawing" xmlns:wp="http://schemas.openxmlformats.org/drawingml/2006/wordprocessingDrawing" xmlns:w10="urn:schemas-microsoft-com:office:word" xmlns:w="http://schemas.openxmlformats.org/wordprocessingml/2006/main" xmlns:w14="http://schemas.microsoft.com/office/word/2010/wordml" xmlns:w15="http://schemas.microsoft.com/office/word/2012/wordml" xmlns:w16cex="http://schemas.microsoft.com/office/word/2018/wordml/cex" xmlns:w16cid="http://schemas.microsoft.com/office/word/2016/wordml/cid" xmlns:w16="http://schemas.microsoft.com/office/word/2018/wordml" xmlns:w16sdtdh="http://schemas.microsoft.com/office/word/2020/wordml/sdtdatahash" xmlns:w16se="http://schemas.microsoft.com/office/word/2015/wordml/symex" xmlns:wpg="http://schemas.microsoft.com/office/word/2010/wordprocessingGroup" xmlns:wpi="http://schemas.microsoft.com/office/word/2010/wordprocessingInk" xmlns:wne="http://schemas.microsoft.com/office/word/2006/wordml" xmlns:wps="http://schemas.microsoft.com/office/word/2010/wordprocessingShape" mc:Ignorable="w14 w15 w16se w16cid w16 w16cex w16sdtdh wp14">
+<w:footnotes xmlns:wpc="http://schemas.microsoft.com/office/word/2010/wordprocessingCanvas" xmlns:cx="http://schemas.microsoft.com/office/drawing/2014/chartex" xmlns:cx1="http://schemas.microsoft.com/office/drawing/2015/9/8/chartex" xmlns:cx2="http://schemas.microsoft.com/office/drawing/2015/10/21/chartex" xmlns:cx3="http://schemas.microsoft.com/office/drawing/2016/5/9/chartex" xmlns:cx4="http://schemas.microsoft.com/office/drawing/2016/5/10/chartex" xmlns:cx5="http://schemas.microsoft.com/office/drawing/2016/5/11/chartex" xmlns:cx6="http://schemas.microsoft.com/office/drawing/2016/5/12/chartex" xmlns:cx7="http://schemas.microsoft.com/office/drawing/2016/5/13/chartex" xmlns:cx8="http://schemas.microsoft.com/office/drawing/2016/5/14/chartex" xmlns:mc="http://schemas.openxmlformats.org/markup-compatibility/2006" xmlns:aink="http://schemas.microsoft.com/office/drawing/2016/ink" xmlns:am3d="http://schemas.microsoft.com/office/drawing/2017/model3d" xmlns:o="urn:schemas-microsoft-com:office:office" xmlns:oel="http://schemas.microsoft.com/office/2019/extlst" xmlns:r="http://schemas.openxmlformats.org/officeDocument/2006/relationships" xmlns:m="http://schemas.openxmlformats.org/officeDocument/2006/math" xmlns:v="urn:schemas-microsoft-com:vml" xmlns:wp14="http://schemas.microsoft.com/office/word/2010/wordprocessingDrawing" xmlns:wp="http://schemas.openxmlformats.org/drawingml/2006/wordprocessingDrawing" xmlns:w10="urn:schemas-microsoft-com:office:word" xmlns:w="http://schemas.openxmlformats.org/wordprocessingml/2006/main" xmlns:w14="http://schemas.microsoft.com/office/word/2010/wordml" xmlns:w15="http://schemas.microsoft.com/office/word/2012/wordml" xmlns:w16cex="http://schemas.microsoft.com/office/word/2018/wordml/cex" xmlns:w16cid="http://schemas.microsoft.com/office/word/2016/wordml/cid" xmlns:w16="http://schemas.microsoft.com/office/word/2018/wordml" xmlns:w16du="http://schemas.microsoft.com/office/word/2023/wordml/word16du" xmlns:w16sdtdh="http://schemas.microsoft.com/office/word/2020/wordml/sdtdatahash" xmlns:w16sdtfl="http://schemas.microsoft.com/office/word/2024/wordml/sdtformatlock" xmlns:w16se="http://schemas.microsoft.com/office/word/2015/wordml/symex" xmlns:wpg="http://schemas.microsoft.com/office/word/2010/wordprocessingGroup" xmlns:wpi="http://schemas.microsoft.com/office/word/2010/wordprocessingInk" xmlns:wne="http://schemas.microsoft.com/office/word/2006/wordml" xmlns:wps="http://schemas.microsoft.com/office/word/2010/wordprocessingShape" mc:Ignorable="w14 w15 w16se w16cid w16 w16cex w16sdtdh w16sdtfl w16du wp14">
   <w:footnote w:type="separator" w:id="-1">
     <w:p>
       <w:pPr>
@@ -3703,7 +3805,7 @@
 </file>
 
 <file path=word/header1.xml><?xml version="1.0" encoding="utf-8"?>
-<w:hdr xmlns:wpc="http://schemas.microsoft.com/office/word/2010/wordprocessingCanvas" xmlns:cx="http://schemas.microsoft.com/office/drawing/2014/chartex" xmlns:cx1="http://schemas.microsoft.com/office/drawing/2015/9/8/chartex" xmlns:cx2="http://schemas.microsoft.com/office/drawing/2015/10/21/chartex" xmlns:cx3="http://schemas.microsoft.com/office/drawing/2016/5/9/chartex" xmlns:cx4="http://schemas.microsoft.com/office/drawing/2016/5/10/chartex" xmlns:cx5="http://schemas.microsoft.com/office/drawing/2016/5/11/chartex" xmlns:cx6="http://schemas.microsoft.com/office/drawing/2016/5/12/chartex" xmlns:cx7="http://schemas.microsoft.com/office/drawing/2016/5/13/chartex" xmlns:cx8="http://schemas.microsoft.com/office/drawing/2016/5/14/chartex" xmlns:mc="http://schemas.openxmlformats.org/markup-compatibility/2006" xmlns:aink="http://schemas.microsoft.com/office/drawing/2016/ink" xmlns:am3d="http://schemas.microsoft.com/office/drawing/2017/model3d" xmlns:o="urn:schemas-microsoft-com:office:office" xmlns:oel="http://schemas.microsoft.com/office/2019/extlst" xmlns:r="http://schemas.openxmlformats.org/officeDocument/2006/relationships" xmlns:m="http://schemas.openxmlformats.org/officeDocument/2006/math" xmlns:v="urn:schemas-microsoft-com:vml" xmlns:wp14="http://schemas.microsoft.com/office/word/2010/wordprocessingDrawing" xmlns:wp="http://schemas.openxmlformats.org/drawingml/2006/wordprocessingDrawing" xmlns:w10="urn:schemas-microsoft-com:office:word" xmlns:w="http://schemas.openxmlformats.org/wordprocessingml/2006/main" xmlns:w14="http://schemas.microsoft.com/office/word/2010/wordml" xmlns:w15="http://schemas.microsoft.com/office/word/2012/wordml" xmlns:w16cex="http://schemas.microsoft.com/office/word/2018/wordml/cex" xmlns:w16cid="http://schemas.microsoft.com/office/word/2016/wordml/cid" xmlns:w16="http://schemas.microsoft.com/office/word/2018/wordml" xmlns:w16sdtdh="http://schemas.microsoft.com/office/word/2020/wordml/sdtdatahash" xmlns:w16se="http://schemas.microsoft.com/office/word/2015/wordml/symex" xmlns:wpg="http://schemas.microsoft.com/office/word/2010/wordprocessingGroup" xmlns:wpi="http://schemas.microsoft.com/office/word/2010/wordprocessingInk" xmlns:wne="http://schemas.microsoft.com/office/word/2006/wordml" xmlns:wps="http://schemas.microsoft.com/office/word/2010/wordprocessingShape" mc:Ignorable="w14 w15 w16se w16cid w16 w16cex w16sdtdh wp14">
+<w:hdr xmlns:wpc="http://schemas.microsoft.com/office/word/2010/wordprocessingCanvas" xmlns:cx="http://schemas.microsoft.com/office/drawing/2014/chartex" xmlns:cx1="http://schemas.microsoft.com/office/drawing/2015/9/8/chartex" xmlns:cx2="http://schemas.microsoft.com/office/drawing/2015/10/21/chartex" xmlns:cx3="http://schemas.microsoft.com/office/drawing/2016/5/9/chartex" xmlns:cx4="http://schemas.microsoft.com/office/drawing/2016/5/10/chartex" xmlns:cx5="http://schemas.microsoft.com/office/drawing/2016/5/11/chartex" xmlns:cx6="http://schemas.microsoft.com/office/drawing/2016/5/12/chartex" xmlns:cx7="http://schemas.microsoft.com/office/drawing/2016/5/13/chartex" xmlns:cx8="http://schemas.microsoft.com/office/drawing/2016/5/14/chartex" xmlns:mc="http://schemas.openxmlformats.org/markup-compatibility/2006" xmlns:aink="http://schemas.microsoft.com/office/drawing/2016/ink" xmlns:am3d="http://schemas.microsoft.com/office/drawing/2017/model3d" xmlns:o="urn:schemas-microsoft-com:office:office" xmlns:oel="http://schemas.microsoft.com/office/2019/extlst" xmlns:r="http://schemas.openxmlformats.org/officeDocument/2006/relationships" xmlns:m="http://schemas.openxmlformats.org/officeDocument/2006/math" xmlns:v="urn:schemas-microsoft-com:vml" xmlns:wp14="http://schemas.microsoft.com/office/word/2010/wordprocessingDrawing" xmlns:wp="http://schemas.openxmlformats.org/drawingml/2006/wordprocessingDrawing" xmlns:w10="urn:schemas-microsoft-com:office:word" xmlns:w="http://schemas.openxmlformats.org/wordprocessingml/2006/main" xmlns:w14="http://schemas.microsoft.com/office/word/2010/wordml" xmlns:w15="http://schemas.microsoft.com/office/word/2012/wordml" xmlns:w16cex="http://schemas.microsoft.com/office/word/2018/wordml/cex" xmlns:w16cid="http://schemas.microsoft.com/office/word/2016/wordml/cid" xmlns:w16="http://schemas.microsoft.com/office/word/2018/wordml" xmlns:w16du="http://schemas.microsoft.com/office/word/2023/wordml/word16du" xmlns:w16sdtdh="http://schemas.microsoft.com/office/word/2020/wordml/sdtdatahash" xmlns:w16sdtfl="http://schemas.microsoft.com/office/word/2024/wordml/sdtformatlock" xmlns:w16se="http://schemas.microsoft.com/office/word/2015/wordml/symex" xmlns:wpg="http://schemas.microsoft.com/office/word/2010/wordprocessingGroup" xmlns:wpi="http://schemas.microsoft.com/office/word/2010/wordprocessingInk" xmlns:wne="http://schemas.microsoft.com/office/word/2006/wordml" xmlns:wps="http://schemas.microsoft.com/office/word/2010/wordprocessingShape" mc:Ignorable="w14 w15 w16se w16cid w16 w16cex w16sdtdh w16sdtfl w16du wp14">
   <w:p>
     <w:pPr>
       <w:pStyle w:val="Header"/>
@@ -3713,7 +3815,7 @@
 </file>
 
 <file path=word/header2.xml><?xml version="1.0" encoding="utf-8"?>
-<w:hdr xmlns:wpc="http://schemas.microsoft.com/office/word/2010/wordprocessingCanvas" xmlns:cx="http://schemas.microsoft.com/office/drawing/2014/chartex" xmlns:cx1="http://schemas.microsoft.com/office/drawing/2015/9/8/chartex" xmlns:cx2="http://schemas.microsoft.com/office/drawing/2015/10/21/chartex" xmlns:cx3="http://schemas.microsoft.com/office/drawing/2016/5/9/chartex" xmlns:cx4="http://schemas.microsoft.com/office/drawing/2016/5/10/chartex" xmlns:cx5="http://schemas.microsoft.com/office/drawing/2016/5/11/chartex" xmlns:cx6="http://schemas.microsoft.com/office/drawing/2016/5/12/chartex" xmlns:cx7="http://schemas.microsoft.com/office/drawing/2016/5/13/chartex" xmlns:cx8="http://schemas.microsoft.com/office/drawing/2016/5/14/chartex" xmlns:mc="http://schemas.openxmlformats.org/markup-compatibility/2006" xmlns:aink="http://schemas.microsoft.com/office/drawing/2016/ink" xmlns:am3d="http://schemas.microsoft.com/office/drawing/2017/model3d" xmlns:o="urn:schemas-microsoft-com:office:office" xmlns:oel="http://schemas.microsoft.com/office/2019/extlst" xmlns:r="http://schemas.openxmlformats.org/officeDocument/2006/relationships" xmlns:m="http://schemas.openxmlformats.org/officeDocument/2006/math" xmlns:v="urn:schemas-microsoft-com:vml" xmlns:wp14="http://schemas.microsoft.com/office/word/2010/wordprocessingDrawing" xmlns:wp="http://schemas.openxmlformats.org/drawingml/2006/wordprocessingDrawing" xmlns:w10="urn:schemas-microsoft-com:office:word" xmlns:w="http://schemas.openxmlformats.org/wordprocessingml/2006/main" xmlns:w14="http://schemas.microsoft.com/office/word/2010/wordml" xmlns:w15="http://schemas.microsoft.com/office/word/2012/wordml" xmlns:w16cex="http://schemas.microsoft.com/office/word/2018/wordml/cex" xmlns:w16cid="http://schemas.microsoft.com/office/word/2016/wordml/cid" xmlns:w16="http://schemas.microsoft.com/office/word/2018/wordml" xmlns:w16sdtdh="http://schemas.microsoft.com/office/word/2020/wordml/sdtdatahash" xmlns:w16se="http://schemas.microsoft.com/office/word/2015/wordml/symex" xmlns:wpg="http://schemas.microsoft.com/office/word/2010/wordprocessingGroup" xmlns:wpi="http://schemas.microsoft.com/office/word/2010/wordprocessingInk" xmlns:wne="http://schemas.microsoft.com/office/word/2006/wordml" xmlns:wps="http://schemas.microsoft.com/office/word/2010/wordprocessingShape" mc:Ignorable="w14 w15 w16se w16cid w16 w16cex w16sdtdh wp14">
+<w:hdr xmlns:wpc="http://schemas.microsoft.com/office/word/2010/wordprocessingCanvas" xmlns:cx="http://schemas.microsoft.com/office/drawing/2014/chartex" xmlns:cx1="http://schemas.microsoft.com/office/drawing/2015/9/8/chartex" xmlns:cx2="http://schemas.microsoft.com/office/drawing/2015/10/21/chartex" xmlns:cx3="http://schemas.microsoft.com/office/drawing/2016/5/9/chartex" xmlns:cx4="http://schemas.microsoft.com/office/drawing/2016/5/10/chartex" xmlns:cx5="http://schemas.microsoft.com/office/drawing/2016/5/11/chartex" xmlns:cx6="http://schemas.microsoft.com/office/drawing/2016/5/12/chartex" xmlns:cx7="http://schemas.microsoft.com/office/drawing/2016/5/13/chartex" xmlns:cx8="http://schemas.microsoft.com/office/drawing/2016/5/14/chartex" xmlns:mc="http://schemas.openxmlformats.org/markup-compatibility/2006" xmlns:aink="http://schemas.microsoft.com/office/drawing/2016/ink" xmlns:am3d="http://schemas.microsoft.com/office/drawing/2017/model3d" xmlns:o="urn:schemas-microsoft-com:office:office" xmlns:oel="http://schemas.microsoft.com/office/2019/extlst" xmlns:r="http://schemas.openxmlformats.org/officeDocument/2006/relationships" xmlns:m="http://schemas.openxmlformats.org/officeDocument/2006/math" xmlns:v="urn:schemas-microsoft-com:vml" xmlns:wp14="http://schemas.microsoft.com/office/word/2010/wordprocessingDrawing" xmlns:wp="http://schemas.openxmlformats.org/drawingml/2006/wordprocessingDrawing" xmlns:w10="urn:schemas-microsoft-com:office:word" xmlns:w="http://schemas.openxmlformats.org/wordprocessingml/2006/main" xmlns:w14="http://schemas.microsoft.com/office/word/2010/wordml" xmlns:w15="http://schemas.microsoft.com/office/word/2012/wordml" xmlns:w16cex="http://schemas.microsoft.com/office/word/2018/wordml/cex" xmlns:w16cid="http://schemas.microsoft.com/office/word/2016/wordml/cid" xmlns:w16="http://schemas.microsoft.com/office/word/2018/wordml" xmlns:w16du="http://schemas.microsoft.com/office/word/2023/wordml/word16du" xmlns:w16sdtdh="http://schemas.microsoft.com/office/word/2020/wordml/sdtdatahash" xmlns:w16sdtfl="http://schemas.microsoft.com/office/word/2024/wordml/sdtformatlock" xmlns:w16se="http://schemas.microsoft.com/office/word/2015/wordml/symex" xmlns:wpg="http://schemas.microsoft.com/office/word/2010/wordprocessingGroup" xmlns:wpi="http://schemas.microsoft.com/office/word/2010/wordprocessingInk" xmlns:wne="http://schemas.microsoft.com/office/word/2006/wordml" xmlns:wps="http://schemas.microsoft.com/office/word/2010/wordprocessingShape" mc:Ignorable="w14 w15 w16se w16cid w16 w16cex w16sdtdh w16sdtfl w16du wp14">
   <w:p>
     <w:pPr>
       <w:pStyle w:val="Header"/>
@@ -3723,7 +3825,7 @@
 </file>
 
 <file path=word/header3.xml><?xml version="1.0" encoding="utf-8"?>
-<w:hdr xmlns:wpc="http://schemas.microsoft.com/office/word/2010/wordprocessingCanvas" xmlns:cx="http://schemas.microsoft.com/office/drawing/2014/chartex" xmlns:cx1="http://schemas.microsoft.com/office/drawing/2015/9/8/chartex" xmlns:cx2="http://schemas.microsoft.com/office/drawing/2015/10/21/chartex" xmlns:cx3="http://schemas.microsoft.com/office/drawing/2016/5/9/chartex" xmlns:cx4="http://schemas.microsoft.com/office/drawing/2016/5/10/chartex" xmlns:cx5="http://schemas.microsoft.com/office/drawing/2016/5/11/chartex" xmlns:cx6="http://schemas.microsoft.com/office/drawing/2016/5/12/chartex" xmlns:cx7="http://schemas.microsoft.com/office/drawing/2016/5/13/chartex" xmlns:cx8="http://schemas.microsoft.com/office/drawing/2016/5/14/chartex" xmlns:mc="http://schemas.openxmlformats.org/markup-compatibility/2006" xmlns:aink="http://schemas.microsoft.com/office/drawing/2016/ink" xmlns:am3d="http://schemas.microsoft.com/office/drawing/2017/model3d" xmlns:o="urn:schemas-microsoft-com:office:office" xmlns:oel="http://schemas.microsoft.com/office/2019/extlst" xmlns:r="http://schemas.openxmlformats.org/officeDocument/2006/relationships" xmlns:m="http://schemas.openxmlformats.org/officeDocument/2006/math" xmlns:v="urn:schemas-microsoft-com:vml" xmlns:wp14="http://schemas.microsoft.com/office/word/2010/wordprocessingDrawing" xmlns:wp="http://schemas.openxmlformats.org/drawingml/2006/wordprocessingDrawing" xmlns:w10="urn:schemas-microsoft-com:office:word" xmlns:w="http://schemas.openxmlformats.org/wordprocessingml/2006/main" xmlns:w14="http://schemas.microsoft.com/office/word/2010/wordml" xmlns:w15="http://schemas.microsoft.com/office/word/2012/wordml" xmlns:w16cex="http://schemas.microsoft.com/office/word/2018/wordml/cex" xmlns:w16cid="http://schemas.microsoft.com/office/word/2016/wordml/cid" xmlns:w16="http://schemas.microsoft.com/office/word/2018/wordml" xmlns:w16sdtdh="http://schemas.microsoft.com/office/word/2020/wordml/sdtdatahash" xmlns:w16se="http://schemas.microsoft.com/office/word/2015/wordml/symex" xmlns:wpg="http://schemas.microsoft.com/office/word/2010/wordprocessingGroup" xmlns:wpi="http://schemas.microsoft.com/office/word/2010/wordprocessingInk" xmlns:wne="http://schemas.microsoft.com/office/word/2006/wordml" xmlns:wps="http://schemas.microsoft.com/office/word/2010/wordprocessingShape" mc:Ignorable="w14 w15 w16se w16cid w16 w16cex w16sdtdh wp14">
+<w:hdr xmlns:wpc="http://schemas.microsoft.com/office/word/2010/wordprocessingCanvas" xmlns:cx="http://schemas.microsoft.com/office/drawing/2014/chartex" xmlns:cx1="http://schemas.microsoft.com/office/drawing/2015/9/8/chartex" xmlns:cx2="http://schemas.microsoft.com/office/drawing/2015/10/21/chartex" xmlns:cx3="http://schemas.microsoft.com/office/drawing/2016/5/9/chartex" xmlns:cx4="http://schemas.microsoft.com/office/drawing/2016/5/10/chartex" xmlns:cx5="http://schemas.microsoft.com/office/drawing/2016/5/11/chartex" xmlns:cx6="http://schemas.microsoft.com/office/drawing/2016/5/12/chartex" xmlns:cx7="http://schemas.microsoft.com/office/drawing/2016/5/13/chartex" xmlns:cx8="http://schemas.microsoft.com/office/drawing/2016/5/14/chartex" xmlns:mc="http://schemas.openxmlformats.org/markup-compatibility/2006" xmlns:aink="http://schemas.microsoft.com/office/drawing/2016/ink" xmlns:am3d="http://schemas.microsoft.com/office/drawing/2017/model3d" xmlns:o="urn:schemas-microsoft-com:office:office" xmlns:oel="http://schemas.microsoft.com/office/2019/extlst" xmlns:r="http://schemas.openxmlformats.org/officeDocument/2006/relationships" xmlns:m="http://schemas.openxmlformats.org/officeDocument/2006/math" xmlns:v="urn:schemas-microsoft-com:vml" xmlns:wp14="http://schemas.microsoft.com/office/word/2010/wordprocessingDrawing" xmlns:wp="http://schemas.openxmlformats.org/drawingml/2006/wordprocessingDrawing" xmlns:w10="urn:schemas-microsoft-com:office:word" xmlns:w="http://schemas.openxmlformats.org/wordprocessingml/2006/main" xmlns:w14="http://schemas.microsoft.com/office/word/2010/wordml" xmlns:w15="http://schemas.microsoft.com/office/word/2012/wordml" xmlns:w16cex="http://schemas.microsoft.com/office/word/2018/wordml/cex" xmlns:w16cid="http://schemas.microsoft.com/office/word/2016/wordml/cid" xmlns:w16="http://schemas.microsoft.com/office/word/2018/wordml" xmlns:w16du="http://schemas.microsoft.com/office/word/2023/wordml/word16du" xmlns:w16sdtdh="http://schemas.microsoft.com/office/word/2020/wordml/sdtdatahash" xmlns:w16sdtfl="http://schemas.microsoft.com/office/word/2024/wordml/sdtformatlock" xmlns:w16se="http://schemas.microsoft.com/office/word/2015/wordml/symex" xmlns:wpg="http://schemas.microsoft.com/office/word/2010/wordprocessingGroup" xmlns:wpi="http://schemas.microsoft.com/office/word/2010/wordprocessingInk" xmlns:wne="http://schemas.microsoft.com/office/word/2006/wordml" xmlns:wps="http://schemas.microsoft.com/office/word/2010/wordprocessingShape" mc:Ignorable="w14 w15 w16se w16cid w16 w16cex w16sdtdh w16sdtfl w16du wp14">
   <w:p>
     <w:pPr>
       <w:pStyle w:val="Header"/>
@@ -3802,7 +3904,7 @@
 </file>
 
 <file path=word/header4.xml><?xml version="1.0" encoding="utf-8"?>
-<w:hdr xmlns:wpc="http://schemas.microsoft.com/office/word/2010/wordprocessingCanvas" xmlns:cx="http://schemas.microsoft.com/office/drawing/2014/chartex" xmlns:cx1="http://schemas.microsoft.com/office/drawing/2015/9/8/chartex" xmlns:cx2="http://schemas.microsoft.com/office/drawing/2015/10/21/chartex" xmlns:cx3="http://schemas.microsoft.com/office/drawing/2016/5/9/chartex" xmlns:cx4="http://schemas.microsoft.com/office/drawing/2016/5/10/chartex" xmlns:cx5="http://schemas.microsoft.com/office/drawing/2016/5/11/chartex" xmlns:cx6="http://schemas.microsoft.com/office/drawing/2016/5/12/chartex" xmlns:cx7="http://schemas.microsoft.com/office/drawing/2016/5/13/chartex" xmlns:cx8="http://schemas.microsoft.com/office/drawing/2016/5/14/chartex" xmlns:mc="http://schemas.openxmlformats.org/markup-compatibility/2006" xmlns:aink="http://schemas.microsoft.com/office/drawing/2016/ink" xmlns:am3d="http://schemas.microsoft.com/office/drawing/2017/model3d" xmlns:o="urn:schemas-microsoft-com:office:office" xmlns:oel="http://schemas.microsoft.com/office/2019/extlst" xmlns:r="http://schemas.openxmlformats.org/officeDocument/2006/relationships" xmlns:m="http://schemas.openxmlformats.org/officeDocument/2006/math" xmlns:v="urn:schemas-microsoft-com:vml" xmlns:wp14="http://schemas.microsoft.com/office/word/2010/wordprocessingDrawing" xmlns:wp="http://schemas.openxmlformats.org/drawingml/2006/wordprocessingDrawing" xmlns:w10="urn:schemas-microsoft-com:office:word" xmlns:w="http://schemas.openxmlformats.org/wordprocessingml/2006/main" xmlns:w14="http://schemas.microsoft.com/office/word/2010/wordml" xmlns:w15="http://schemas.microsoft.com/office/word/2012/wordml" xmlns:w16cex="http://schemas.microsoft.com/office/word/2018/wordml/cex" xmlns:w16cid="http://schemas.microsoft.com/office/word/2016/wordml/cid" xmlns:w16="http://schemas.microsoft.com/office/word/2018/wordml" xmlns:w16sdtdh="http://schemas.microsoft.com/office/word/2020/wordml/sdtdatahash" xmlns:w16se="http://schemas.microsoft.com/office/word/2015/wordml/symex" xmlns:wpg="http://schemas.microsoft.com/office/word/2010/wordprocessingGroup" xmlns:wpi="http://schemas.microsoft.com/office/word/2010/wordprocessingInk" xmlns:wne="http://schemas.microsoft.com/office/word/2006/wordml" xmlns:wps="http://schemas.microsoft.com/office/word/2010/wordprocessingShape" mc:Ignorable="w14 w15 w16se w16cid w16 w16cex w16sdtdh wp14">
+<w:hdr xmlns:wpc="http://schemas.microsoft.com/office/word/2010/wordprocessingCanvas" xmlns:cx="http://schemas.microsoft.com/office/drawing/2014/chartex" xmlns:cx1="http://schemas.microsoft.com/office/drawing/2015/9/8/chartex" xmlns:cx2="http://schemas.microsoft.com/office/drawing/2015/10/21/chartex" xmlns:cx3="http://schemas.microsoft.com/office/drawing/2016/5/9/chartex" xmlns:cx4="http://schemas.microsoft.com/office/drawing/2016/5/10/chartex" xmlns:cx5="http://schemas.microsoft.com/office/drawing/2016/5/11/chartex" xmlns:cx6="http://schemas.microsoft.com/office/drawing/2016/5/12/chartex" xmlns:cx7="http://schemas.microsoft.com/office/drawing/2016/5/13/chartex" xmlns:cx8="http://schemas.microsoft.com/office/drawing/2016/5/14/chartex" xmlns:mc="http://schemas.openxmlformats.org/markup-compatibility/2006" xmlns:aink="http://schemas.microsoft.com/office/drawing/2016/ink" xmlns:am3d="http://schemas.microsoft.com/office/drawing/2017/model3d" xmlns:o="urn:schemas-microsoft-com:office:office" xmlns:oel="http://schemas.microsoft.com/office/2019/extlst" xmlns:r="http://schemas.openxmlformats.org/officeDocument/2006/relationships" xmlns:m="http://schemas.openxmlformats.org/officeDocument/2006/math" xmlns:v="urn:schemas-microsoft-com:vml" xmlns:wp14="http://schemas.microsoft.com/office/word/2010/wordprocessingDrawing" xmlns:wp="http://schemas.openxmlformats.org/drawingml/2006/wordprocessingDrawing" xmlns:w10="urn:schemas-microsoft-com:office:word" xmlns:w="http://schemas.openxmlformats.org/wordprocessingml/2006/main" xmlns:w14="http://schemas.microsoft.com/office/word/2010/wordml" xmlns:w15="http://schemas.microsoft.com/office/word/2012/wordml" xmlns:w16cex="http://schemas.microsoft.com/office/word/2018/wordml/cex" xmlns:w16cid="http://schemas.microsoft.com/office/word/2016/wordml/cid" xmlns:w16="http://schemas.microsoft.com/office/word/2018/wordml" xmlns:w16du="http://schemas.microsoft.com/office/word/2023/wordml/word16du" xmlns:w16sdtdh="http://schemas.microsoft.com/office/word/2020/wordml/sdtdatahash" xmlns:w16sdtfl="http://schemas.microsoft.com/office/word/2024/wordml/sdtformatlock" xmlns:w16se="http://schemas.microsoft.com/office/word/2015/wordml/symex" xmlns:wpg="http://schemas.microsoft.com/office/word/2010/wordprocessingGroup" xmlns:wpi="http://schemas.microsoft.com/office/word/2010/wordprocessingInk" xmlns:wne="http://schemas.microsoft.com/office/word/2006/wordml" xmlns:wps="http://schemas.microsoft.com/office/word/2010/wordprocessingShape" mc:Ignorable="w14 w15 w16se w16cid w16 w16cex w16sdtdh w16sdtfl w16du wp14">
   <w:p>
     <w:pPr>
       <w:pStyle w:val="Header"/>
@@ -3813,7 +3915,7 @@
 </file>
 
 <file path=word/header5.xml><?xml version="1.0" encoding="utf-8"?>
-<w:hdr xmlns:wpc="http://schemas.microsoft.com/office/word/2010/wordprocessingCanvas" xmlns:cx="http://schemas.microsoft.com/office/drawing/2014/chartex" xmlns:cx1="http://schemas.microsoft.com/office/drawing/2015/9/8/chartex" xmlns:cx2="http://schemas.microsoft.com/office/drawing/2015/10/21/chartex" xmlns:cx3="http://schemas.microsoft.com/office/drawing/2016/5/9/chartex" xmlns:cx4="http://schemas.microsoft.com/office/drawing/2016/5/10/chartex" xmlns:cx5="http://schemas.microsoft.com/office/drawing/2016/5/11/chartex" xmlns:cx6="http://schemas.microsoft.com/office/drawing/2016/5/12/chartex" xmlns:cx7="http://schemas.microsoft.com/office/drawing/2016/5/13/chartex" xmlns:cx8="http://schemas.microsoft.com/office/drawing/2016/5/14/chartex" xmlns:mc="http://schemas.openxmlformats.org/markup-compatibility/2006" xmlns:aink="http://schemas.microsoft.com/office/drawing/2016/ink" xmlns:am3d="http://schemas.microsoft.com/office/drawing/2017/model3d" xmlns:o="urn:schemas-microsoft-com:office:office" xmlns:oel="http://schemas.microsoft.com/office/2019/extlst" xmlns:r="http://schemas.openxmlformats.org/officeDocument/2006/relationships" xmlns:m="http://schemas.openxmlformats.org/officeDocument/2006/math" xmlns:v="urn:schemas-microsoft-com:vml" xmlns:wp14="http://schemas.microsoft.com/office/word/2010/wordprocessingDrawing" xmlns:wp="http://schemas.openxmlformats.org/drawingml/2006/wordprocessingDrawing" xmlns:w10="urn:schemas-microsoft-com:office:word" xmlns:w="http://schemas.openxmlformats.org/wordprocessingml/2006/main" xmlns:w14="http://schemas.microsoft.com/office/word/2010/wordml" xmlns:w15="http://schemas.microsoft.com/office/word/2012/wordml" xmlns:w16cex="http://schemas.microsoft.com/office/word/2018/wordml/cex" xmlns:w16cid="http://schemas.microsoft.com/office/word/2016/wordml/cid" xmlns:w16="http://schemas.microsoft.com/office/word/2018/wordml" xmlns:w16sdtdh="http://schemas.microsoft.com/office/word/2020/wordml/sdtdatahash" xmlns:w16se="http://schemas.microsoft.com/office/word/2015/wordml/symex" xmlns:wpg="http://schemas.microsoft.com/office/word/2010/wordprocessingGroup" xmlns:wpi="http://schemas.microsoft.com/office/word/2010/wordprocessingInk" xmlns:wne="http://schemas.microsoft.com/office/word/2006/wordml" xmlns:wps="http://schemas.microsoft.com/office/word/2010/wordprocessingShape" mc:Ignorable="w14 w15 w16se w16cid w16 w16cex w16sdtdh wp14">
+<w:hdr xmlns:wpc="http://schemas.microsoft.com/office/word/2010/wordprocessingCanvas" xmlns:cx="http://schemas.microsoft.com/office/drawing/2014/chartex" xmlns:cx1="http://schemas.microsoft.com/office/drawing/2015/9/8/chartex" xmlns:cx2="http://schemas.microsoft.com/office/drawing/2015/10/21/chartex" xmlns:cx3="http://schemas.microsoft.com/office/drawing/2016/5/9/chartex" xmlns:cx4="http://schemas.microsoft.com/office/drawing/2016/5/10/chartex" xmlns:cx5="http://schemas.microsoft.com/office/drawing/2016/5/11/chartex" xmlns:cx6="http://schemas.microsoft.com/office/drawing/2016/5/12/chartex" xmlns:cx7="http://schemas.microsoft.com/office/drawing/2016/5/13/chartex" xmlns:cx8="http://schemas.microsoft.com/office/drawing/2016/5/14/chartex" xmlns:mc="http://schemas.openxmlformats.org/markup-compatibility/2006" xmlns:aink="http://schemas.microsoft.com/office/drawing/2016/ink" xmlns:am3d="http://schemas.microsoft.com/office/drawing/2017/model3d" xmlns:o="urn:schemas-microsoft-com:office:office" xmlns:oel="http://schemas.microsoft.com/office/2019/extlst" xmlns:r="http://schemas.openxmlformats.org/officeDocument/2006/relationships" xmlns:m="http://schemas.openxmlformats.org/officeDocument/2006/math" xmlns:v="urn:schemas-microsoft-com:vml" xmlns:wp14="http://schemas.microsoft.com/office/word/2010/wordprocessingDrawing" xmlns:wp="http://schemas.openxmlformats.org/drawingml/2006/wordprocessingDrawing" xmlns:w10="urn:schemas-microsoft-com:office:word" xmlns:w="http://schemas.openxmlformats.org/wordprocessingml/2006/main" xmlns:w14="http://schemas.microsoft.com/office/word/2010/wordml" xmlns:w15="http://schemas.microsoft.com/office/word/2012/wordml" xmlns:w16cex="http://schemas.microsoft.com/office/word/2018/wordml/cex" xmlns:w16cid="http://schemas.microsoft.com/office/word/2016/wordml/cid" xmlns:w16="http://schemas.microsoft.com/office/word/2018/wordml" xmlns:w16du="http://schemas.microsoft.com/office/word/2023/wordml/word16du" xmlns:w16sdtdh="http://schemas.microsoft.com/office/word/2020/wordml/sdtdatahash" xmlns:w16sdtfl="http://schemas.microsoft.com/office/word/2024/wordml/sdtformatlock" xmlns:w16se="http://schemas.microsoft.com/office/word/2015/wordml/symex" xmlns:wpg="http://schemas.microsoft.com/office/word/2010/wordprocessingGroup" xmlns:wpi="http://schemas.microsoft.com/office/word/2010/wordprocessingInk" xmlns:wne="http://schemas.microsoft.com/office/word/2006/wordml" xmlns:wps="http://schemas.microsoft.com/office/word/2010/wordprocessingShape" mc:Ignorable="w14 w15 w16se w16cid w16 w16cex w16sdtdh w16sdtfl w16du wp14">
   <w:p>
     <w:pPr>
       <w:pStyle w:val="Header"/>
@@ -3823,7 +3925,7 @@
 </file>
 
 <file path=word/header6.xml><?xml version="1.0" encoding="utf-8"?>
-<w:hdr xmlns:wpc="http://schemas.microsoft.com/office/word/2010/wordprocessingCanvas" xmlns:cx="http://schemas.microsoft.com/office/drawing/2014/chartex" xmlns:cx1="http://schemas.microsoft.com/office/drawing/2015/9/8/chartex" xmlns:cx2="http://schemas.microsoft.com/office/drawing/2015/10/21/chartex" xmlns:cx3="http://schemas.microsoft.com/office/drawing/2016/5/9/chartex" xmlns:cx4="http://schemas.microsoft.com/office/drawing/2016/5/10/chartex" xmlns:cx5="http://schemas.microsoft.com/office/drawing/2016/5/11/chartex" xmlns:cx6="http://schemas.microsoft.com/office/drawing/2016/5/12/chartex" xmlns:cx7="http://schemas.microsoft.com/office/drawing/2016/5/13/chartex" xmlns:cx8="http://schemas.microsoft.com/office/drawing/2016/5/14/chartex" xmlns:mc="http://schemas.openxmlformats.org/markup-compatibility/2006" xmlns:aink="http://schemas.microsoft.com/office/drawing/2016/ink" xmlns:am3d="http://schemas.microsoft.com/office/drawing/2017/model3d" xmlns:o="urn:schemas-microsoft-com:office:office" xmlns:oel="http://schemas.microsoft.com/office/2019/extlst" xmlns:r="http://schemas.openxmlformats.org/officeDocument/2006/relationships" xmlns:m="http://schemas.openxmlformats.org/officeDocument/2006/math" xmlns:v="urn:schemas-microsoft-com:vml" xmlns:wp14="http://schemas.microsoft.com/office/word/2010/wordprocessingDrawing" xmlns:wp="http://schemas.openxmlformats.org/drawingml/2006/wordprocessingDrawing" xmlns:w10="urn:schemas-microsoft-com:office:word" xmlns:w="http://schemas.openxmlformats.org/wordprocessingml/2006/main" xmlns:w14="http://schemas.microsoft.com/office/word/2010/wordml" xmlns:w15="http://schemas.microsoft.com/office/word/2012/wordml" xmlns:w16cex="http://schemas.microsoft.com/office/word/2018/wordml/cex" xmlns:w16cid="http://schemas.microsoft.com/office/word/2016/wordml/cid" xmlns:w16="http://schemas.microsoft.com/office/word/2018/wordml" xmlns:w16sdtdh="http://schemas.microsoft.com/office/word/2020/wordml/sdtdatahash" xmlns:w16se="http://schemas.microsoft.com/office/word/2015/wordml/symex" xmlns:wpg="http://schemas.microsoft.com/office/word/2010/wordprocessingGroup" xmlns:wpi="http://schemas.microsoft.com/office/word/2010/wordprocessingInk" xmlns:wne="http://schemas.microsoft.com/office/word/2006/wordml" xmlns:wps="http://schemas.microsoft.com/office/word/2010/wordprocessingShape" mc:Ignorable="w14 w15 w16se w16cid w16 w16cex w16sdtdh wp14">
+<w:hdr xmlns:wpc="http://schemas.microsoft.com/office/word/2010/wordprocessingCanvas" xmlns:cx="http://schemas.microsoft.com/office/drawing/2014/chartex" xmlns:cx1="http://schemas.microsoft.com/office/drawing/2015/9/8/chartex" xmlns:cx2="http://schemas.microsoft.com/office/drawing/2015/10/21/chartex" xmlns:cx3="http://schemas.microsoft.com/office/drawing/2016/5/9/chartex" xmlns:cx4="http://schemas.microsoft.com/office/drawing/2016/5/10/chartex" xmlns:cx5="http://schemas.microsoft.com/office/drawing/2016/5/11/chartex" xmlns:cx6="http://schemas.microsoft.com/office/drawing/2016/5/12/chartex" xmlns:cx7="http://schemas.microsoft.com/office/drawing/2016/5/13/chartex" xmlns:cx8="http://schemas.microsoft.com/office/drawing/2016/5/14/chartex" xmlns:mc="http://schemas.openxmlformats.org/markup-compatibility/2006" xmlns:aink="http://schemas.microsoft.com/office/drawing/2016/ink" xmlns:am3d="http://schemas.microsoft.com/office/drawing/2017/model3d" xmlns:o="urn:schemas-microsoft-com:office:office" xmlns:oel="http://schemas.microsoft.com/office/2019/extlst" xmlns:r="http://schemas.openxmlformats.org/officeDocument/2006/relationships" xmlns:m="http://schemas.openxmlformats.org/officeDocument/2006/math" xmlns:v="urn:schemas-microsoft-com:vml" xmlns:wp14="http://schemas.microsoft.com/office/word/2010/wordprocessingDrawing" xmlns:wp="http://schemas.openxmlformats.org/drawingml/2006/wordprocessingDrawing" xmlns:w10="urn:schemas-microsoft-com:office:word" xmlns:w="http://schemas.openxmlformats.org/wordprocessingml/2006/main" xmlns:w14="http://schemas.microsoft.com/office/word/2010/wordml" xmlns:w15="http://schemas.microsoft.com/office/word/2012/wordml" xmlns:w16cex="http://schemas.microsoft.com/office/word/2018/wordml/cex" xmlns:w16cid="http://schemas.microsoft.com/office/word/2016/wordml/cid" xmlns:w16="http://schemas.microsoft.com/office/word/2018/wordml" xmlns:w16du="http://schemas.microsoft.com/office/word/2023/wordml/word16du" xmlns:w16sdtdh="http://schemas.microsoft.com/office/word/2020/wordml/sdtdatahash" xmlns:w16sdtfl="http://schemas.microsoft.com/office/word/2024/wordml/sdtformatlock" xmlns:w16se="http://schemas.microsoft.com/office/word/2015/wordml/symex" xmlns:wpg="http://schemas.microsoft.com/office/word/2010/wordprocessingGroup" xmlns:wpi="http://schemas.microsoft.com/office/word/2010/wordprocessingInk" xmlns:wne="http://schemas.microsoft.com/office/word/2006/wordml" xmlns:wps="http://schemas.microsoft.com/office/word/2010/wordprocessingShape" mc:Ignorable="w14 w15 w16se w16cid w16 w16cex w16sdtdh w16sdtfl w16du wp14">
   <w:p>
     <w:pPr>
       <w:pStyle w:val="Header"/>
@@ -3833,7 +3935,7 @@
 </file>
 
 <file path=word/numbering.xml><?xml version="1.0" encoding="utf-8"?>
-<w:numbering xmlns:wpc="http://schemas.microsoft.com/office/word/2010/wordprocessingCanvas" xmlns:cx="http://schemas.microsoft.com/office/drawing/2014/chartex" xmlns:cx1="http://schemas.microsoft.com/office/drawing/2015/9/8/chartex" xmlns:cx2="http://schemas.microsoft.com/office/drawing/2015/10/21/chartex" xmlns:cx3="http://schemas.microsoft.com/office/drawing/2016/5/9/chartex" xmlns:cx4="http://schemas.microsoft.com/office/drawing/2016/5/10/chartex" xmlns:cx5="http://schemas.microsoft.com/office/drawing/2016/5/11/chartex" xmlns:cx6="http://schemas.microsoft.com/office/drawing/2016/5/12/chartex" xmlns:cx7="http://schemas.microsoft.com/office/drawing/2016/5/13/chartex" xmlns:cx8="http://schemas.microsoft.com/office/drawing/2016/5/14/chartex" xmlns:mc="http://schemas.openxmlformats.org/markup-compatibility/2006" xmlns:aink="http://schemas.microsoft.com/office/drawing/2016/ink" xmlns:am3d="http://schemas.microsoft.com/office/drawing/2017/model3d" xmlns:o="urn:schemas-microsoft-com:office:office" xmlns:oel="http://schemas.microsoft.com/office/2019/extlst" xmlns:r="http://schemas.openxmlformats.org/officeDocument/2006/relationships" xmlns:m="http://schemas.openxmlformats.org/officeDocument/2006/math" xmlns:v="urn:schemas-microsoft-com:vml" xmlns:wp14="http://schemas.microsoft.com/office/word/2010/wordprocessingDrawing" xmlns:wp="http://schemas.openxmlformats.org/drawingml/2006/wordprocessingDrawing" xmlns:w10="urn:schemas-microsoft-com:office:word" xmlns:w="http://schemas.openxmlformats.org/wordprocessingml/2006/main" xmlns:w14="http://schemas.microsoft.com/office/word/2010/wordml" xmlns:w15="http://schemas.microsoft.com/office/word/2012/wordml" xmlns:w16cex="http://schemas.microsoft.com/office/word/2018/wordml/cex" xmlns:w16cid="http://schemas.microsoft.com/office/word/2016/wordml/cid" xmlns:w16="http://schemas.microsoft.com/office/word/2018/wordml" xmlns:w16sdtdh="http://schemas.microsoft.com/office/word/2020/wordml/sdtdatahash" xmlns:w16se="http://schemas.microsoft.com/office/word/2015/wordml/symex" xmlns:wpg="http://schemas.microsoft.com/office/word/2010/wordprocessingGroup" xmlns:wpi="http://schemas.microsoft.com/office/word/2010/wordprocessingInk" xmlns:wne="http://schemas.microsoft.com/office/word/2006/wordml" xmlns:wps="http://schemas.microsoft.com/office/word/2010/wordprocessingShape" mc:Ignorable="w14 w15 w16se w16cid w16 w16cex w16sdtdh wp14">
+<w:numbering xmlns:wpc="http://schemas.microsoft.com/office/word/2010/wordprocessingCanvas" xmlns:cx="http://schemas.microsoft.com/office/drawing/2014/chartex" xmlns:cx1="http://schemas.microsoft.com/office/drawing/2015/9/8/chartex" xmlns:cx2="http://schemas.microsoft.com/office/drawing/2015/10/21/chartex" xmlns:cx3="http://schemas.microsoft.com/office/drawing/2016/5/9/chartex" xmlns:cx4="http://schemas.microsoft.com/office/drawing/2016/5/10/chartex" xmlns:cx5="http://schemas.microsoft.com/office/drawing/2016/5/11/chartex" xmlns:cx6="http://schemas.microsoft.com/office/drawing/2016/5/12/chartex" xmlns:cx7="http://schemas.microsoft.com/office/drawing/2016/5/13/chartex" xmlns:cx8="http://schemas.microsoft.com/office/drawing/2016/5/14/chartex" xmlns:mc="http://schemas.openxmlformats.org/markup-compatibility/2006" xmlns:aink="http://schemas.microsoft.com/office/drawing/2016/ink" xmlns:am3d="http://schemas.microsoft.com/office/drawing/2017/model3d" xmlns:o="urn:schemas-microsoft-com:office:office" xmlns:oel="http://schemas.microsoft.com/office/2019/extlst" xmlns:r="http://schemas.openxmlformats.org/officeDocument/2006/relationships" xmlns:m="http://schemas.openxmlformats.org/officeDocument/2006/math" xmlns:v="urn:schemas-microsoft-com:vml" xmlns:wp14="http://schemas.microsoft.com/office/word/2010/wordprocessingDrawing" xmlns:wp="http://schemas.openxmlformats.org/drawingml/2006/wordprocessingDrawing" xmlns:w10="urn:schemas-microsoft-com:office:word" xmlns:w="http://schemas.openxmlformats.org/wordprocessingml/2006/main" xmlns:w14="http://schemas.microsoft.com/office/word/2010/wordml" xmlns:w15="http://schemas.microsoft.com/office/word/2012/wordml" xmlns:w16cex="http://schemas.microsoft.com/office/word/2018/wordml/cex" xmlns:w16cid="http://schemas.microsoft.com/office/word/2016/wordml/cid" xmlns:w16="http://schemas.microsoft.com/office/word/2018/wordml" xmlns:w16du="http://schemas.microsoft.com/office/word/2023/wordml/word16du" xmlns:w16sdtdh="http://schemas.microsoft.com/office/word/2020/wordml/sdtdatahash" xmlns:w16sdtfl="http://schemas.microsoft.com/office/word/2024/wordml/sdtformatlock" xmlns:w16se="http://schemas.microsoft.com/office/word/2015/wordml/symex" xmlns:wpg="http://schemas.microsoft.com/office/word/2010/wordprocessingGroup" xmlns:wpi="http://schemas.microsoft.com/office/word/2010/wordprocessingInk" xmlns:wne="http://schemas.microsoft.com/office/word/2006/wordml" xmlns:wps="http://schemas.microsoft.com/office/word/2010/wordprocessingShape" mc:Ignorable="w14 w15 w16se w16cid w16 w16cex w16sdtdh w16sdtfl w16du wp14">
   <w:numPicBullet w:numPicBulletId="0">
     <w:pict>
       <v:shapetype id="_x0000_t75" coordsize="21600,21600" o:spt="75" o:preferrelative="t" path="m@4@5l@4@11@9@11@9@5xe" filled="f" stroked="f">
@@ -3855,7 +3957,7 @@
         <v:path o:extrusionok="f" gradientshapeok="t" o:connecttype="rect"/>
         <o:lock v:ext="edit" aspectratio="t"/>
       </v:shapetype>
-      <v:shape id="_x0000_i1249" type="#_x0000_t75" style="width:20.25pt;height:20.25pt" o:bullet="t">
+      <v:shape id="_x0000_i1025" type="#_x0000_t75" style="width:20.25pt;height:20.25pt" o:bullet="t">
         <v:imagedata r:id="rId1" o:title="clip_image001"/>
       </v:shape>
     </w:pict>
@@ -6970,7 +7072,7 @@
 </file>
 
 <file path=word/styles.xml><?xml version="1.0" encoding="utf-8"?>
-<w:styles xmlns:mc="http://schemas.openxmlformats.org/markup-compatibility/2006" xmlns:r="http://schemas.openxmlformats.org/officeDocument/2006/relationships" xmlns:w="http://schemas.openxmlformats.org/wordprocessingml/2006/main" xmlns:w14="http://schemas.microsoft.com/office/word/2010/wordml" xmlns:w15="http://schemas.microsoft.com/office/word/2012/wordml" xmlns:w16cex="http://schemas.microsoft.com/office/word/2018/wordml/cex" xmlns:w16cid="http://schemas.microsoft.com/office/word/2016/wordml/cid" xmlns:w16="http://schemas.microsoft.com/office/word/2018/wordml" xmlns:w16sdtdh="http://schemas.microsoft.com/office/word/2020/wordml/sdtdatahash" xmlns:w16se="http://schemas.microsoft.com/office/word/2015/wordml/symex" mc:Ignorable="w14 w15 w16se w16cid w16 w16cex w16sdtdh">
+<w:styles xmlns:mc="http://schemas.openxmlformats.org/markup-compatibility/2006" xmlns:r="http://schemas.openxmlformats.org/officeDocument/2006/relationships" xmlns:w="http://schemas.openxmlformats.org/wordprocessingml/2006/main" xmlns:w14="http://schemas.microsoft.com/office/word/2010/wordml" xmlns:w15="http://schemas.microsoft.com/office/word/2012/wordml" xmlns:w16cex="http://schemas.microsoft.com/office/word/2018/wordml/cex" xmlns:w16cid="http://schemas.microsoft.com/office/word/2016/wordml/cid" xmlns:w16="http://schemas.microsoft.com/office/word/2018/wordml" xmlns:w16du="http://schemas.microsoft.com/office/word/2023/wordml/word16du" xmlns:w16sdtdh="http://schemas.microsoft.com/office/word/2020/wordml/sdtdatahash" xmlns:w16sdtfl="http://schemas.microsoft.com/office/word/2024/wordml/sdtformatlock" xmlns:w16se="http://schemas.microsoft.com/office/word/2015/wordml/symex" mc:Ignorable="w14 w15 w16se w16cid w16 w16cex w16sdtdh w16sdtfl w16du">
   <w:docDefaults>
     <w:rPrDefault>
       <w:rPr>
@@ -23502,9 +23604,6 @@
         <w:insideV w:val="single" w:sz="4" w:space="0" w:color="51534A"/>
       </w:tblBorders>
     </w:tblPr>
-    <w:tcPr>
-      <w:shd w:val="clear" w:color="auto" w:fill="auto"/>
-    </w:tcPr>
     <w:tblStylePr w:type="firstRow">
       <w:rPr>
         <w:rFonts w:asciiTheme="minorHAnsi" w:hAnsiTheme="minorHAnsi"/>
